--- a/SITP/DSA-Notes/M07_HashTables.docx
+++ b/SITP/DSA-Notes/M07_HashTables.docx
@@ -60,7 +60,7 @@
         </w:p>
       </w:sdtContent>
     </w:sdt>
-    <w:bookmarkStart w:id="50" w:name="module-7-hash-tables"/>
+    <w:bookmarkStart w:id="64" w:name="module-7-hash-tables"/>
     <w:p>
       <w:pPr>
         <w:pStyle w:val="Heading1"/>
@@ -759,7 +759,7 @@
     </w:p>
     <w:bookmarkEnd w:id="15"/>
     <w:bookmarkEnd w:id="16"/>
-    <w:bookmarkStart w:id="27" w:name="X05dd794882bcda023749ab0386ab8f20a7146de"/>
+    <w:bookmarkStart w:id="30" w:name="X05dd794882bcda023749ab0386ab8f20a7146de"/>
     <w:p>
       <w:pPr>
         <w:pStyle w:val="Heading2"/>
@@ -1269,7 +1269,271 @@
       </w:r>
     </w:p>
     <w:bookmarkEnd w:id="24"/>
-    <w:bookmarkStart w:id="25" w:name="Xad76398a840b59782cbef9f2f34a2a5389af443"/>
+    <w:bookmarkStart w:id="25" w:name="X39d156a1172f8fc2afbf6fd469fa6377e73611e"/>
+    <w:p>
+      <w:pPr>
+        <w:pStyle w:val="Heading3"/>
+      </w:pPr>
+      <w:r>
+        <w:t xml:space="preserve">Worked probe trace — linear probing (a GATE favourite)</w:t>
+      </w:r>
+    </w:p>
+    <w:p>
+      <w:pPr>
+        <w:pStyle w:val="FirstParagraph"/>
+      </w:pPr>
+      <w:r>
+        <w:t xml:space="preserve">Table size</w:t>
+      </w:r>
+      <w:r>
+        <w:t xml:space="preserve"> </w:t>
+      </w:r>
+      <w:r>
+        <w:rPr>
+          <w:b/>
+          <w:bCs/>
+        </w:rPr>
+        <w:t xml:space="preserve">10</w:t>
+      </w:r>
+      <w:r>
+        <w:t xml:space="preserve">,</w:t>
+      </w:r>
+      <w:r>
+        <w:t xml:space="preserve"> </w:t>
+      </w:r>
+      <w:r>
+        <w:rPr>
+          <w:rStyle w:val="VerbatimChar"/>
+        </w:rPr>
+        <w:t xml:space="preserve">hash(k) = k % 10</w:t>
+      </w:r>
+      <w:r>
+        <w:t xml:space="preserve">,</w:t>
+      </w:r>
+      <w:r>
+        <w:t xml:space="preserve"> </w:t>
+      </w:r>
+      <w:r>
+        <w:rPr>
+          <w:b/>
+          <w:bCs/>
+        </w:rPr>
+        <w:t xml:space="preserve">linear probing</w:t>
+      </w:r>
+      <w:r>
+        <w:t xml:space="preserve"> </w:t>
+      </w:r>
+      <w:r>
+        <w:rPr>
+          <w:rStyle w:val="VerbatimChar"/>
+        </w:rPr>
+        <w:t xml:space="preserve">(h + i) % 10</w:t>
+      </w:r>
+      <w:r>
+        <w:t xml:space="preserve">. Insert</w:t>
+      </w:r>
+      <w:r>
+        <w:t xml:space="preserve"> </w:t>
+      </w:r>
+      <w:r>
+        <w:rPr>
+          <w:b/>
+          <w:bCs/>
+        </w:rPr>
+        <w:t xml:space="preserve">23, 43, 13, 27</w:t>
+      </w:r>
+      <w:r>
+        <w:t xml:space="preserve"> </w:t>
+      </w:r>
+      <w:r>
+        <w:t xml:space="preserve">in order.</w:t>
+      </w:r>
+    </w:p>
+    <w:p>
+      <w:pPr>
+        <w:pStyle w:val="SourceCode"/>
+      </w:pPr>
+      <w:r>
+        <w:rPr>
+          <w:rStyle w:val="VerbatimChar"/>
+        </w:rPr>
+        <w:t xml:space="preserve">index:  0    1    2    3      4    5    6    7      8    9</w:t>
+      </w:r>
+      <w:r>
+        <w:br/>
+      </w:r>
+      <w:r>
+        <w:rPr>
+          <w:rStyle w:val="VerbatimChar"/>
+        </w:rPr>
+        <w:t xml:space="preserve">insert 23 -&gt; 23%10 = 3           -&gt; slot 3 free  -&gt; place at 3</w:t>
+      </w:r>
+      <w:r>
+        <w:br/>
+      </w:r>
+      <w:r>
+        <w:rPr>
+          <w:rStyle w:val="VerbatimChar"/>
+        </w:rPr>
+        <w:t xml:space="preserve">insert 43 -&gt; 43%10 = 3 (taken)   -&gt; try 4        -&gt; place at 4</w:t>
+      </w:r>
+      <w:r>
+        <w:br/>
+      </w:r>
+      <w:r>
+        <w:rPr>
+          <w:rStyle w:val="VerbatimChar"/>
+        </w:rPr>
+        <w:t xml:space="preserve">insert 13 -&gt; 13%10 = 3 (taken)   -&gt; 4 taken, try 5 -&gt; place at 5</w:t>
+      </w:r>
+      <w:r>
+        <w:br/>
+      </w:r>
+      <w:r>
+        <w:rPr>
+          <w:rStyle w:val="VerbatimChar"/>
+        </w:rPr>
+        <w:t xml:space="preserve">insert 27 -&gt; 27%10 = 7           -&gt; slot 7 free  -&gt; place at 7</w:t>
+      </w:r>
+      <w:r>
+        <w:br/>
+      </w:r>
+      <w:r>
+        <w:br/>
+      </w:r>
+      <w:r>
+        <w:rPr>
+          <w:rStyle w:val="VerbatimChar"/>
+        </w:rPr>
+        <w:t xml:space="preserve">final:  .    .    .    23    43   13    .    27    .    .</w:t>
+      </w:r>
+      <w:r>
+        <w:br/>
+      </w:r>
+      <w:r>
+        <w:rPr>
+          <w:rStyle w:val="VerbatimChar"/>
+        </w:rPr>
+        <w:t xml:space="preserve">                       (0)  (+1) (+2)       (0 probes)</w:t>
+      </w:r>
+      <w:r>
+        <w:br/>
+      </w:r>
+      <w:r>
+        <w:br/>
+      </w:r>
+      <w:r>
+        <w:rPr>
+          <w:rStyle w:val="VerbatimChar"/>
+        </w:rPr>
+        <w:t xml:space="preserve">probes: 23-&gt;1, 43-&gt;2, 13-&gt;3, 27-&gt;1   (a "probe" = each slot examined)</w:t>
+      </w:r>
+    </w:p>
+    <w:p>
+      <w:pPr>
+        <w:pStyle w:val="FirstParagraph"/>
+      </w:pPr>
+      <w:r>
+        <w:t xml:space="preserve">This clustering — 43 and 13 piling up right after 23 — is exactly the</w:t>
+      </w:r>
+      <w:r>
+        <w:t xml:space="preserve"> </w:t>
+      </w:r>
+      <w:r>
+        <w:rPr>
+          <w:b/>
+          <w:bCs/>
+        </w:rPr>
+        <w:t xml:space="preserve">primary</w:t>
+      </w:r>
+      <w:r>
+        <w:rPr>
+          <w:b/>
+          <w:bCs/>
+        </w:rPr>
+        <w:t xml:space="preserve"> </w:t>
+      </w:r>
+      <w:r>
+        <w:rPr>
+          <w:b/>
+          <w:bCs/>
+        </w:rPr>
+        <w:t xml:space="preserve">clustering</w:t>
+      </w:r>
+      <w:r>
+        <w:t xml:space="preserve"> </w:t>
+      </w:r>
+      <w:r>
+        <w:t xml:space="preserve">weakness of linear probing.</w:t>
+      </w:r>
+      <w:r>
+        <w:t xml:space="preserve"> </w:t>
+      </w:r>
+      <w:r>
+        <w:rPr>
+          <w:b/>
+          <w:bCs/>
+        </w:rPr>
+        <w:t xml:space="preserve">Quadratic probing</w:t>
+      </w:r>
+      <w:r>
+        <w:t xml:space="preserve"> </w:t>
+      </w:r>
+      <w:r>
+        <w:rPr>
+          <w:rStyle w:val="VerbatimChar"/>
+        </w:rPr>
+        <w:t xml:space="preserve">(h + i²) % 10</w:t>
+      </w:r>
+      <w:r>
+        <w:t xml:space="preserve"> </w:t>
+      </w:r>
+      <w:r>
+        <w:t xml:space="preserve">would place 13 at</w:t>
+      </w:r>
+      <w:r>
+        <w:t xml:space="preserve"> </w:t>
+      </w:r>
+      <w:r>
+        <w:rPr>
+          <w:rStyle w:val="VerbatimChar"/>
+        </w:rPr>
+        <w:t xml:space="preserve">(3+4)%10 = 7</w:t>
+      </w:r>
+      <w:r>
+        <w:t xml:space="preserve">… but 7 is later needed by 27, showing why probe</w:t>
+      </w:r>
+      <w:r>
+        <w:t xml:space="preserve"> </w:t>
+      </w:r>
+      <w:r>
+        <w:t xml:space="preserve">order matters in exam questions.</w:t>
+      </w:r>
+      <w:r>
+        <w:t xml:space="preserve"> </w:t>
+      </w:r>
+      <w:r>
+        <w:rPr>
+          <w:b/>
+          <w:bCs/>
+        </w:rPr>
+        <w:t xml:space="preserve">Double hashing</w:t>
+      </w:r>
+      <w:r>
+        <w:t xml:space="preserve"> </w:t>
+      </w:r>
+      <w:r>
+        <w:t xml:space="preserve">uses a second hash for the</w:t>
+      </w:r>
+      <w:r>
+        <w:t xml:space="preserve"> </w:t>
+      </w:r>
+      <w:r>
+        <w:t xml:space="preserve">step so keys with the same home slot spread differently.</w:t>
+      </w:r>
+    </w:p>
+    <w:bookmarkEnd w:id="25"/>
+    <w:bookmarkStart w:id="26" w:name="Xad76398a840b59782cbef9f2f34a2a5389af443"/>
     <w:p>
       <w:pPr>
         <w:pStyle w:val="Heading3"/>
@@ -1465,13 +1729,500 @@
         </w:tc>
       </w:tr>
     </w:tbl>
-    <w:bookmarkEnd w:id="25"/>
-    <w:bookmarkStart w:id="26" w:name="mcqs-1"/>
+    <w:bookmarkEnd w:id="26"/>
+    <w:bookmarkStart w:id="27" w:name="perfect-vs-universal-hashing-brief"/>
     <w:p>
       <w:pPr>
         <w:pStyle w:val="Heading3"/>
       </w:pPr>
       <w:r>
+        <w:t xml:space="preserve">Perfect vs universal hashing (brief)</w:t>
+      </w:r>
+    </w:p>
+    <w:p>
+      <w:pPr>
+        <w:pStyle w:val="FirstParagraph"/>
+      </w:pPr>
+      <w:r>
+        <w:t xml:space="preserve">Two theory ideas GATE and interviews sometimes name-drop:</w:t>
+      </w:r>
+    </w:p>
+    <w:p>
+      <w:pPr>
+        <w:pStyle w:val="Compact"/>
+        <w:numPr>
+          <w:ilvl w:val="0"/>
+          <w:numId w:val="1005"/>
+        </w:numPr>
+      </w:pPr>
+      <w:r>
+        <w:rPr>
+          <w:b/>
+          <w:bCs/>
+        </w:rPr>
+        <w:t xml:space="preserve">Universal hashing:</w:t>
+      </w:r>
+      <w:r>
+        <w:t xml:space="preserve"> </w:t>
+      </w:r>
+      <w:r>
+        <w:t xml:space="preserve">pick the hash function</w:t>
+      </w:r>
+      <w:r>
+        <w:t xml:space="preserve"> </w:t>
+      </w:r>
+      <w:r>
+        <w:rPr>
+          <w:b/>
+          <w:bCs/>
+        </w:rPr>
+        <w:t xml:space="preserve">at random</w:t>
+      </w:r>
+      <w:r>
+        <w:t xml:space="preserve"> </w:t>
+      </w:r>
+      <w:r>
+        <w:t xml:space="preserve">from a carefully</w:t>
+      </w:r>
+      <w:r>
+        <w:t xml:space="preserve"> </w:t>
+      </w:r>
+      <w:r>
+        <w:t xml:space="preserve">designed</w:t>
+      </w:r>
+      <w:r>
+        <w:t xml:space="preserve"> </w:t>
+      </w:r>
+      <w:r>
+        <w:rPr>
+          <w:i/>
+          <w:iCs/>
+        </w:rPr>
+        <w:t xml:space="preserve">family</w:t>
+      </w:r>
+      <w:r>
+        <w:t xml:space="preserve"> </w:t>
+      </w:r>
+      <w:r>
+        <w:t xml:space="preserve">of functions. Then for any two distinct keys, the</w:t>
+      </w:r>
+      <w:r>
+        <w:t xml:space="preserve"> </w:t>
+      </w:r>
+      <w:r>
+        <w:rPr>
+          <w:i/>
+          <w:iCs/>
+        </w:rPr>
+        <w:t xml:space="preserve">expected</w:t>
+      </w:r>
+      <w:r>
+        <w:t xml:space="preserve"> </w:t>
+      </w:r>
+      <w:r>
+        <w:t xml:space="preserve">collision probability is ≤ 1/m (m = table size). This defends against</w:t>
+      </w:r>
+      <w:r>
+        <w:t xml:space="preserve"> </w:t>
+      </w:r>
+      <w:r>
+        <w:t xml:space="preserve">adversarial inputs — an attacker cannot know your function in advance</w:t>
+      </w:r>
+      <w:r>
+        <w:t xml:space="preserve"> </w:t>
+      </w:r>
+      <w:r>
+        <w:t xml:space="preserve">(mitigates</w:t>
+      </w:r>
+      <w:r>
+        <w:t xml:space="preserve"> </w:t>
+      </w:r>
+      <w:r>
+        <w:t xml:space="preserve">“hash flooding”</w:t>
+      </w:r>
+      <w:r>
+        <w:t xml:space="preserve">). It guarantees good behaviour</w:t>
+      </w:r>
+      <w:r>
+        <w:t xml:space="preserve"> </w:t>
+      </w:r>
+      <w:r>
+        <w:rPr>
+          <w:b/>
+          <w:bCs/>
+        </w:rPr>
+        <w:t xml:space="preserve">on average over the</w:t>
+      </w:r>
+      <w:r>
+        <w:rPr>
+          <w:b/>
+          <w:bCs/>
+        </w:rPr>
+        <w:t xml:space="preserve"> </w:t>
+      </w:r>
+      <w:r>
+        <w:rPr>
+          <w:b/>
+          <w:bCs/>
+        </w:rPr>
+        <w:t xml:space="preserve">random choice</w:t>
+      </w:r>
+      <w:r>
+        <w:t xml:space="preserve">, not for every fixed function.</w:t>
+      </w:r>
+    </w:p>
+    <w:p>
+      <w:pPr>
+        <w:pStyle w:val="Compact"/>
+        <w:numPr>
+          <w:ilvl w:val="0"/>
+          <w:numId w:val="1005"/>
+        </w:numPr>
+      </w:pPr>
+      <w:r>
+        <w:rPr>
+          <w:b/>
+          <w:bCs/>
+        </w:rPr>
+        <w:t xml:space="preserve">Perfect hashing:</w:t>
+      </w:r>
+      <w:r>
+        <w:t xml:space="preserve"> </w:t>
+      </w:r>
+      <w:r>
+        <w:t xml:space="preserve">for a</w:t>
+      </w:r>
+      <w:r>
+        <w:t xml:space="preserve"> </w:t>
+      </w:r>
+      <w:r>
+        <w:rPr>
+          <w:b/>
+          <w:bCs/>
+        </w:rPr>
+        <w:t xml:space="preserve">static, known</w:t>
+      </w:r>
+      <w:r>
+        <w:t xml:space="preserve"> </w:t>
+      </w:r>
+      <w:r>
+        <w:t xml:space="preserve">key set, build a hash function</w:t>
+      </w:r>
+      <w:r>
+        <w:t xml:space="preserve"> </w:t>
+      </w:r>
+      <w:r>
+        <w:t xml:space="preserve">with</w:t>
+      </w:r>
+      <w:r>
+        <w:t xml:space="preserve"> </w:t>
+      </w:r>
+      <w:r>
+        <w:rPr>
+          <w:b/>
+          <w:bCs/>
+        </w:rPr>
+        <w:t xml:space="preserve">zero collisions</w:t>
+      </w:r>
+      <w:r>
+        <w:t xml:space="preserve"> </w:t>
+      </w:r>
+      <w:r>
+        <w:t xml:space="preserve">→ true</w:t>
+      </w:r>
+      <w:r>
+        <w:t xml:space="preserve"> </w:t>
+      </w:r>
+      <w:r>
+        <w:rPr>
+          <w:b/>
+          <w:bCs/>
+        </w:rPr>
+        <w:t xml:space="preserve">O(1) worst-case</w:t>
+      </w:r>
+      <w:r>
+        <w:t xml:space="preserve"> </w:t>
+      </w:r>
+      <w:r>
+        <w:t xml:space="preserve">lookup. The standard</w:t>
+      </w:r>
+      <w:r>
+        <w:t xml:space="preserve"> </w:t>
+      </w:r>
+      <w:r>
+        <w:t xml:space="preserve">construction is</w:t>
+      </w:r>
+      <w:r>
+        <w:t xml:space="preserve"> </w:t>
+      </w:r>
+      <w:r>
+        <w:rPr>
+          <w:b/>
+          <w:bCs/>
+        </w:rPr>
+        <w:t xml:space="preserve">two levels</w:t>
+      </w:r>
+      <w:r>
+        <w:t xml:space="preserve"> </w:t>
+      </w:r>
+      <w:r>
+        <w:t xml:space="preserve">(FKS): a top table, and for each bucket a small</w:t>
+      </w:r>
+      <w:r>
+        <w:t xml:space="preserve"> </w:t>
+      </w:r>
+      <w:r>
+        <w:t xml:space="preserve">second table sized to that bucket’s collisions, giving O(n) total space. Used</w:t>
+      </w:r>
+      <w:r>
+        <w:t xml:space="preserve"> </w:t>
+      </w:r>
+      <w:r>
+        <w:t xml:space="preserve">for fixed dictionaries (keywords, CD-ROM indexes).</w:t>
+      </w:r>
+    </w:p>
+    <w:p>
+      <w:pPr>
+        <w:pStyle w:val="BlockText"/>
+      </w:pPr>
+      <w:r>
+        <w:rPr>
+          <w:b/>
+          <w:bCs/>
+        </w:rPr>
+        <w:t xml:space="preserve">One-liner:</w:t>
+      </w:r>
+      <w:r>
+        <w:t xml:space="preserve"> </w:t>
+      </w:r>
+      <w:r>
+        <w:t xml:space="preserve">universal =</w:t>
+      </w:r>
+      <w:r>
+        <w:t xml:space="preserve"> </w:t>
+      </w:r>
+      <w:r>
+        <w:rPr>
+          <w:i/>
+          <w:iCs/>
+        </w:rPr>
+        <w:t xml:space="preserve">random</w:t>
+      </w:r>
+      <w:r>
+        <w:t xml:space="preserve"> </w:t>
+      </w:r>
+      <w:r>
+        <w:t xml:space="preserve">function, good on average, beats attackers;</w:t>
+      </w:r>
+      <w:r>
+        <w:t xml:space="preserve"> </w:t>
+      </w:r>
+      <w:r>
+        <w:t xml:space="preserve">perfect =</w:t>
+      </w:r>
+      <w:r>
+        <w:t xml:space="preserve"> </w:t>
+      </w:r>
+      <w:r>
+        <w:rPr>
+          <w:i/>
+          <w:iCs/>
+        </w:rPr>
+        <w:t xml:space="preserve">no collisions</w:t>
+      </w:r>
+      <w:r>
+        <w:t xml:space="preserve"> </w:t>
+      </w:r>
+      <w:r>
+        <w:t xml:space="preserve">for a</w:t>
+      </w:r>
+      <w:r>
+        <w:t xml:space="preserve"> </w:t>
+      </w:r>
+      <w:r>
+        <w:rPr>
+          <w:i/>
+          <w:iCs/>
+        </w:rPr>
+        <w:t xml:space="preserve">fixed</w:t>
+      </w:r>
+      <w:r>
+        <w:t xml:space="preserve"> </w:t>
+      </w:r>
+      <w:r>
+        <w:t xml:space="preserve">key set, O(1) worst case.</w:t>
+      </w:r>
+    </w:p>
+    <w:bookmarkEnd w:id="27"/>
+    <w:bookmarkStart w:id="28" w:name="string-hashing-collisions-a-quick-note"/>
+    <w:p>
+      <w:pPr>
+        <w:pStyle w:val="Heading3"/>
+      </w:pPr>
+      <w:r>
+        <w:t xml:space="preserve">String hashing &amp; collisions (a quick note)</w:t>
+      </w:r>
+    </w:p>
+    <w:p>
+      <w:pPr>
+        <w:pStyle w:val="FirstParagraph"/>
+      </w:pPr>
+      <w:r>
+        <w:t xml:space="preserve">The polynomial rolling hash (Module 3)</w:t>
+      </w:r>
+      <w:r>
+        <w:t xml:space="preserve"> </w:t>
+      </w:r>
+      <w:r>
+        <w:rPr>
+          <w:rStyle w:val="VerbatimChar"/>
+        </w:rPr>
+        <w:t xml:space="preserve">h = (h·B + c) mod M</w:t>
+      </w:r>
+      <w:r>
+        <w:t xml:space="preserve"> </w:t>
+      </w:r>
+      <w:r>
+        <w:t xml:space="preserve">can collide when two</w:t>
+      </w:r>
+      <w:r>
+        <w:t xml:space="preserve"> </w:t>
+      </w:r>
+      <w:r>
+        <w:t xml:space="preserve">different strings map to the same value — an</w:t>
+      </w:r>
+      <w:r>
+        <w:t xml:space="preserve"> </w:t>
+      </w:r>
+      <w:r>
+        <w:rPr>
+          <w:b/>
+          <w:bCs/>
+        </w:rPr>
+        <w:t xml:space="preserve">anagram-like</w:t>
+      </w:r>
+      <w:r>
+        <w:t xml:space="preserve"> </w:t>
+      </w:r>
+      <w:r>
+        <w:t xml:space="preserve">clash or a</w:t>
+      </w:r>
+      <w:r>
+        <w:t xml:space="preserve"> </w:t>
+      </w:r>
+      <w:r>
+        <w:t xml:space="preserve">deliberately crafted one. Defences:</w:t>
+      </w:r>
+    </w:p>
+    <w:p>
+      <w:pPr>
+        <w:pStyle w:val="Compact"/>
+        <w:numPr>
+          <w:ilvl w:val="0"/>
+          <w:numId w:val="1006"/>
+        </w:numPr>
+      </w:pPr>
+      <w:r>
+        <w:t xml:space="preserve">Use a</w:t>
+      </w:r>
+      <w:r>
+        <w:t xml:space="preserve"> </w:t>
+      </w:r>
+      <w:r>
+        <w:rPr>
+          <w:b/>
+          <w:bCs/>
+        </w:rPr>
+        <w:t xml:space="preserve">large prime modulus</w:t>
+      </w:r>
+      <w:r>
+        <w:t xml:space="preserve"> </w:t>
+      </w:r>
+      <w:r>
+        <w:rPr>
+          <w:rStyle w:val="VerbatimChar"/>
+        </w:rPr>
+        <w:t xml:space="preserve">M</w:t>
+      </w:r>
+      <w:r>
+        <w:t xml:space="preserve"> </w:t>
+      </w:r>
+      <w:r>
+        <w:t xml:space="preserve">and a random base</w:t>
+      </w:r>
+      <w:r>
+        <w:t xml:space="preserve"> </w:t>
+      </w:r>
+      <w:r>
+        <w:rPr>
+          <w:rStyle w:val="VerbatimChar"/>
+        </w:rPr>
+        <w:t xml:space="preserve">B</w:t>
+      </w:r>
+      <w:r>
+        <w:t xml:space="preserve"> </w:t>
+      </w:r>
+      <w:r>
+        <w:t xml:space="preserve">(harder to attack).</w:t>
+      </w:r>
+    </w:p>
+    <w:p>
+      <w:pPr>
+        <w:pStyle w:val="Compact"/>
+        <w:numPr>
+          <w:ilvl w:val="0"/>
+          <w:numId w:val="1006"/>
+        </w:numPr>
+      </w:pPr>
+      <w:r>
+        <w:rPr>
+          <w:b/>
+          <w:bCs/>
+        </w:rPr>
+        <w:t xml:space="preserve">Double hashing</w:t>
+      </w:r>
+      <w:r>
+        <w:t xml:space="preserve"> </w:t>
+      </w:r>
+      <w:r>
+        <w:t xml:space="preserve">for strings: keep</w:t>
+      </w:r>
+      <w:r>
+        <w:t xml:space="preserve"> </w:t>
+      </w:r>
+      <w:r>
+        <w:rPr>
+          <w:b/>
+          <w:bCs/>
+        </w:rPr>
+        <w:t xml:space="preserve">two</w:t>
+      </w:r>
+      <w:r>
+        <w:t xml:space="preserve"> </w:t>
+      </w:r>
+      <w:r>
+        <w:t xml:space="preserve">independent hashes; a collision</w:t>
+      </w:r>
+      <w:r>
+        <w:t xml:space="preserve"> </w:t>
+      </w:r>
+      <w:r>
+        <w:t xml:space="preserve">now needs both to clash at once (astronomically unlikely). Common in</w:t>
+      </w:r>
+      <w:r>
+        <w:t xml:space="preserve"> </w:t>
+      </w:r>
+      <w:r>
+        <w:t xml:space="preserve">competitive programming (Rabin–Karp, string sets).</w:t>
+      </w:r>
+    </w:p>
+    <w:bookmarkEnd w:id="28"/>
+    <w:bookmarkStart w:id="29" w:name="mcqs-1"/>
+    <w:p>
+      <w:pPr>
+        <w:pStyle w:val="Heading3"/>
+      </w:pPr>
+      <w:r>
         <w:t xml:space="preserve">MCQs</w:t>
       </w:r>
     </w:p>
@@ -1480,7 +2231,7 @@
         <w:pStyle w:val="Compact"/>
         <w:numPr>
           <w:ilvl w:val="0"/>
-          <w:numId w:val="1005"/>
+          <w:numId w:val="1007"/>
         </w:numPr>
       </w:pPr>
       <w:r>
@@ -1521,7 +2272,7 @@
         <w:pStyle w:val="Compact"/>
         <w:numPr>
           <w:ilvl w:val="0"/>
-          <w:numId w:val="1005"/>
+          <w:numId w:val="1007"/>
         </w:numPr>
       </w:pPr>
       <w:r>
@@ -1546,7 +2297,7 @@
         <w:pStyle w:val="Compact"/>
         <w:numPr>
           <w:ilvl w:val="0"/>
-          <w:numId w:val="1005"/>
+          <w:numId w:val="1007"/>
         </w:numPr>
       </w:pPr>
       <w:r>
@@ -1573,9 +2324,9 @@
         </w:pict>
       </w:r>
     </w:p>
-    <w:bookmarkEnd w:id="26"/>
-    <w:bookmarkEnd w:id="27"/>
-    <w:bookmarkStart w:id="33" w:name="load-factor-rehashing"/>
+    <w:bookmarkEnd w:id="29"/>
+    <w:bookmarkEnd w:id="30"/>
+    <w:bookmarkStart w:id="36" w:name="load-factor-rehashing"/>
     <w:p>
       <w:pPr>
         <w:pStyle w:val="Heading2"/>
@@ -1584,7 +2335,7 @@
         <w:t xml:space="preserve">7.3 Load Factor &amp; Rehashing</w:t>
       </w:r>
     </w:p>
-    <w:bookmarkStart w:id="31" w:name="definition-1"/>
+    <w:bookmarkStart w:id="34" w:name="definition-1"/>
     <w:p>
       <w:pPr>
         <w:pStyle w:val="Heading3"/>
@@ -1703,18 +2454,18 @@
           <wp:inline>
             <wp:extent cx="5334000" cy="2258189"/>
             <wp:effectExtent b="0" l="0" r="0" t="0"/>
-            <wp:docPr descr="Load factor: when the table gets too full, it rehashes into a bigger array (doubling), lowering the load factor." title="" id="29" name="Picture"/>
+            <wp:docPr descr="Load factor: when the table gets too full, it rehashes into a bigger array (doubling), lowering the load factor." title="" id="32" name="Picture"/>
             <a:graphic>
               <a:graphicData uri="http://schemas.openxmlformats.org/drawingml/2006/picture">
                 <pic:pic>
                   <pic:nvPicPr>
-                    <pic:cNvPr descr="images/60_load_factor.png" id="30" name="Picture"/>
+                    <pic:cNvPr descr="images/60_load_factor.png" id="33" name="Picture"/>
                     <pic:cNvPicPr>
                       <a:picLocks noChangeArrowheads="1" noChangeAspect="1"/>
                     </pic:cNvPicPr>
                   </pic:nvPicPr>
                   <pic:blipFill>
-                    <a:blip r:embed="rId28"/>
+                    <a:blip r:embed="rId31"/>
                     <a:stretch>
                       <a:fillRect/>
                     </a:stretch>
@@ -1754,7 +2505,7 @@
         <w:pStyle w:val="Compact"/>
         <w:numPr>
           <w:ilvl w:val="0"/>
-          <w:numId w:val="1006"/>
+          <w:numId w:val="1008"/>
         </w:numPr>
       </w:pPr>
       <w:r>
@@ -1820,8 +2571,8 @@
         <w:t xml:space="preserve">to a hall twice as big and let everyone re-seat.</w:t>
       </w:r>
     </w:p>
-    <w:bookmarkEnd w:id="31"/>
-    <w:bookmarkStart w:id="32" w:name="mcqs-2"/>
+    <w:bookmarkEnd w:id="34"/>
+    <w:bookmarkStart w:id="35" w:name="mcqs-2"/>
     <w:p>
       <w:pPr>
         <w:pStyle w:val="Heading3"/>
@@ -1835,7 +2586,7 @@
         <w:pStyle w:val="Compact"/>
         <w:numPr>
           <w:ilvl w:val="0"/>
-          <w:numId w:val="1007"/>
+          <w:numId w:val="1009"/>
         </w:numPr>
       </w:pPr>
       <w:r>
@@ -1860,7 +2611,7 @@
         <w:pStyle w:val="Compact"/>
         <w:numPr>
           <w:ilvl w:val="0"/>
-          <w:numId w:val="1007"/>
+          <w:numId w:val="1009"/>
         </w:numPr>
       </w:pPr>
       <w:r>
@@ -1888,7 +2639,7 @@
         <w:pStyle w:val="Compact"/>
         <w:numPr>
           <w:ilvl w:val="0"/>
-          <w:numId w:val="1007"/>
+          <w:numId w:val="1009"/>
         </w:numPr>
       </w:pPr>
       <w:r>
@@ -1915,112 +2666,384 @@
         </w:pict>
       </w:r>
     </w:p>
-    <w:bookmarkEnd w:id="32"/>
-    <w:bookmarkEnd w:id="33"/>
-    <w:bookmarkStart w:id="38" w:name="X757764545764259b76b40b8718b355c8c418961"/>
+    <w:bookmarkEnd w:id="35"/>
+    <w:bookmarkEnd w:id="36"/>
+    <w:bookmarkStart w:id="40" w:name="X4e1c46dc8b4de536215b6568769c78714c4ac1b"/>
     <w:p>
       <w:pPr>
         <w:pStyle w:val="Heading2"/>
       </w:pPr>
       <w:r>
-        <w:t xml:space="preserve">7.4 Hash Table Applications (the interview workhorses)</w:t>
-      </w:r>
-    </w:p>
-    <w:p>
-      <w:pPr>
-        <w:pStyle w:val="FirstParagraph"/>
-      </w:pPr>
-      <w:r>
-        <w:t xml:space="preserve">The pattern is almost always:</w:t>
-      </w:r>
-      <w:r>
-        <w:t xml:space="preserve"> </w:t>
-      </w:r>
-      <w:r>
-        <w:rPr>
-          <w:b/>
-          <w:bCs/>
-        </w:rPr>
-        <w:t xml:space="preserve">“a hashmap turns an O(n²) scan into O(n).”</w:t>
-      </w:r>
-    </w:p>
-    <w:bookmarkStart w:id="34" w:name="two-sum-the-canonical-example"/>
+        <w:t xml:space="preserve">7.3a Ordered vs Unordered Map, and When a Hashmap Is Wrong</w:t>
+      </w:r>
+    </w:p>
+    <w:bookmarkStart w:id="37" w:name="X663555c56c595d11a6f50d2dd71267094fc0d82"/>
     <w:p>
       <w:pPr>
         <w:pStyle w:val="Heading3"/>
       </w:pPr>
       <w:r>
-        <w:t xml:space="preserve">Two Sum (the canonical example)</w:t>
-      </w:r>
-    </w:p>
-    <w:p>
-      <w:pPr>
-        <w:pStyle w:val="SourceCode"/>
-      </w:pPr>
-      <w:r>
-        <w:rPr>
-          <w:rStyle w:val="VerbatimChar"/>
-        </w:rPr>
-        <w:t xml:space="preserve"># BRUTE FORCE                                O(n^2)</w:t>
-      </w:r>
-      <w:r>
-        <w:br/>
-      </w:r>
-      <w:r>
-        <w:rPr>
-          <w:rStyle w:val="VerbatimChar"/>
-        </w:rPr>
-        <w:t xml:space="preserve">for i, for j&gt;i: if a[i]+a[j]==target: return (i,j)</w:t>
-      </w:r>
-      <w:r>
-        <w:br/>
-      </w:r>
-      <w:r>
-        <w:br/>
-      </w:r>
-      <w:r>
-        <w:rPr>
-          <w:rStyle w:val="VerbatimChar"/>
-        </w:rPr>
-        <w:t xml:space="preserve"># OPTIMAL: hashmap of seen values            O(n) time, O(n) space</w:t>
-      </w:r>
-      <w:r>
-        <w:br/>
-      </w:r>
-      <w:r>
-        <w:rPr>
-          <w:rStyle w:val="VerbatimChar"/>
-        </w:rPr>
-        <w:t xml:space="preserve">seen = {}                       # value -&gt; index</w:t>
-      </w:r>
-      <w:r>
-        <w:br/>
-      </w:r>
-      <w:r>
-        <w:rPr>
-          <w:rStyle w:val="VerbatimChar"/>
-        </w:rPr>
-        <w:t xml:space="preserve">for i, x in enumerate(a):</w:t>
-      </w:r>
-      <w:r>
-        <w:br/>
-      </w:r>
-      <w:r>
-        <w:rPr>
-          <w:rStyle w:val="VerbatimChar"/>
-        </w:rPr>
-        <w:t xml:space="preserve">    if target - x in seen: return (seen[target-x], i)</w:t>
-      </w:r>
-      <w:r>
-        <w:br/>
-      </w:r>
-      <w:r>
-        <w:rPr>
-          <w:rStyle w:val="VerbatimChar"/>
-        </w:rPr>
-        <w:t xml:space="preserve">    seen[x] = i</w:t>
-      </w:r>
-    </w:p>
+        <w:t xml:space="preserve">Ordered map vs unordered map (a common interview/GATE contrast)</w:t>
+      </w:r>
+    </w:p>
+    <w:tbl>
+      <w:tblPr>
+        <w:tblStyle w:val="Table"/>
+        <w:tblW w:type="auto" w:w="0"/>
+        <w:tblLook w:firstRow="1" w:lastRow="0" w:firstColumn="0" w:lastColumn="0" w:noHBand="0" w:noVBand="0" w:val="0020"/>
+      </w:tblPr>
+      <w:tblGrid>
+        <w:gridCol w:w="2640"/>
+        <w:gridCol w:w="2640"/>
+        <w:gridCol w:w="2640"/>
+      </w:tblGrid>
+      <w:tr>
+        <w:trPr>
+          <w:tblHeader w:val="on"/>
+        </w:trPr>
+        <w:tc>
+          <w:tcPr/>
+          <w:p>
+            <w:pPr>
+              <w:pStyle w:val="Compact"/>
+            </w:pPr>
+          </w:p>
+        </w:tc>
+        <w:tc>
+          <w:tcPr/>
+          <w:p>
+            <w:pPr>
+              <w:pStyle w:val="Compact"/>
+            </w:pPr>
+            <w:r>
+              <w:t xml:space="preserve">Unordered (hash) map</w:t>
+            </w:r>
+          </w:p>
+        </w:tc>
+        <w:tc>
+          <w:tcPr/>
+          <w:p>
+            <w:pPr>
+              <w:pStyle w:val="Compact"/>
+            </w:pPr>
+            <w:r>
+              <w:t xml:space="preserve">Ordered (tree) map</w:t>
+            </w:r>
+          </w:p>
+        </w:tc>
+      </w:tr>
+      <w:tr>
+        <w:tc>
+          <w:tcPr/>
+          <w:p>
+            <w:pPr>
+              <w:pStyle w:val="Compact"/>
+            </w:pPr>
+            <w:r>
+              <w:t xml:space="preserve">Backing structure</w:t>
+            </w:r>
+          </w:p>
+        </w:tc>
+        <w:tc>
+          <w:tcPr/>
+          <w:p>
+            <w:pPr>
+              <w:pStyle w:val="Compact"/>
+            </w:pPr>
+            <w:r>
+              <w:t xml:space="preserve">hash table</w:t>
+            </w:r>
+          </w:p>
+        </w:tc>
+        <w:tc>
+          <w:tcPr/>
+          <w:p>
+            <w:pPr>
+              <w:pStyle w:val="Compact"/>
+            </w:pPr>
+            <w:r>
+              <w:t xml:space="preserve">balanced BST (Module 8)</w:t>
+            </w:r>
+          </w:p>
+        </w:tc>
+      </w:tr>
+      <w:tr>
+        <w:tc>
+          <w:tcPr/>
+          <w:p>
+            <w:pPr>
+              <w:pStyle w:val="Compact"/>
+            </w:pPr>
+            <w:r>
+              <w:t xml:space="preserve">insert / erase / find</w:t>
+            </w:r>
+          </w:p>
+        </w:tc>
+        <w:tc>
+          <w:tcPr/>
+          <w:p>
+            <w:pPr>
+              <w:pStyle w:val="Compact"/>
+            </w:pPr>
+            <w:r>
+              <w:rPr>
+                <w:b/>
+                <w:bCs/>
+              </w:rPr>
+              <w:t xml:space="preserve">O(1) average</w:t>
+            </w:r>
+          </w:p>
+        </w:tc>
+        <w:tc>
+          <w:tcPr/>
+          <w:p>
+            <w:pPr>
+              <w:pStyle w:val="Compact"/>
+            </w:pPr>
+            <w:r>
+              <w:rPr>
+                <w:b/>
+                <w:bCs/>
+              </w:rPr>
+              <w:t xml:space="preserve">O(log n)</w:t>
+            </w:r>
+            <w:r>
+              <w:t xml:space="preserve"> </w:t>
+            </w:r>
+            <w:r>
+              <w:t xml:space="preserve">always</w:t>
+            </w:r>
+          </w:p>
+        </w:tc>
+      </w:tr>
+      <w:tr>
+        <w:tc>
+          <w:tcPr/>
+          <w:p>
+            <w:pPr>
+              <w:pStyle w:val="Compact"/>
+            </w:pPr>
+            <w:r>
+              <w:t xml:space="preserve">Worst case</w:t>
+            </w:r>
+          </w:p>
+        </w:tc>
+        <w:tc>
+          <w:tcPr/>
+          <w:p>
+            <w:pPr>
+              <w:pStyle w:val="Compact"/>
+            </w:pPr>
+            <w:r>
+              <w:t xml:space="preserve">O(n) (bad collisions)</w:t>
+            </w:r>
+          </w:p>
+        </w:tc>
+        <w:tc>
+          <w:tcPr/>
+          <w:p>
+            <w:pPr>
+              <w:pStyle w:val="Compact"/>
+            </w:pPr>
+            <w:r>
+              <w:rPr>
+                <w:b/>
+                <w:bCs/>
+              </w:rPr>
+              <w:t xml:space="preserve">O(log n)</w:t>
+            </w:r>
+            <w:r>
+              <w:t xml:space="preserve"> </w:t>
+            </w:r>
+            <w:r>
+              <w:t xml:space="preserve">guaranteed</w:t>
+            </w:r>
+          </w:p>
+        </w:tc>
+      </w:tr>
+      <w:tr>
+        <w:tc>
+          <w:tcPr/>
+          <w:p>
+            <w:pPr>
+              <w:pStyle w:val="Compact"/>
+            </w:pPr>
+            <w:r>
+              <w:t xml:space="preserve">Keys in sorted order?</w:t>
+            </w:r>
+          </w:p>
+        </w:tc>
+        <w:tc>
+          <w:tcPr/>
+          <w:p>
+            <w:pPr>
+              <w:pStyle w:val="Compact"/>
+            </w:pPr>
+            <w:r>
+              <w:rPr>
+                <w:b/>
+                <w:bCs/>
+              </w:rPr>
+              <w:t xml:space="preserve">no</w:t>
+            </w:r>
+          </w:p>
+        </w:tc>
+        <w:tc>
+          <w:tcPr/>
+          <w:p>
+            <w:pPr>
+              <w:pStyle w:val="Compact"/>
+            </w:pPr>
+            <w:r>
+              <w:rPr>
+                <w:b/>
+                <w:bCs/>
+              </w:rPr>
+              <w:t xml:space="preserve">yes</w:t>
+            </w:r>
+            <w:r>
+              <w:t xml:space="preserve"> </w:t>
+            </w:r>
+            <w:r>
+              <w:t xml:space="preserve">(in-order walk)</w:t>
+            </w:r>
+          </w:p>
+        </w:tc>
+      </w:tr>
+      <w:tr>
+        <w:tc>
+          <w:tcPr/>
+          <w:p>
+            <w:pPr>
+              <w:pStyle w:val="Compact"/>
+            </w:pPr>
+            <w:r>
+              <w:t xml:space="preserve">Range /</w:t>
+            </w:r>
+            <w:r>
+              <w:t xml:space="preserve"> </w:t>
+            </w:r>
+            <w:r>
+              <w:t xml:space="preserve">“next key ≥ x”</w:t>
+            </w:r>
+            <w:r>
+              <w:t xml:space="preserve"> </w:t>
+            </w:r>
+            <w:r>
+              <w:t xml:space="preserve">query</w:t>
+            </w:r>
+          </w:p>
+        </w:tc>
+        <w:tc>
+          <w:tcPr/>
+          <w:p>
+            <w:pPr>
+              <w:pStyle w:val="Compact"/>
+            </w:pPr>
+            <w:r>
+              <w:t xml:space="preserve">not supported</w:t>
+            </w:r>
+          </w:p>
+        </w:tc>
+        <w:tc>
+          <w:tcPr/>
+          <w:p>
+            <w:pPr>
+              <w:pStyle w:val="Compact"/>
+            </w:pPr>
+            <w:r>
+              <w:rPr>
+                <w:b/>
+                <w:bCs/>
+              </w:rPr>
+              <w:t xml:space="preserve">O(log n)</w:t>
+            </w:r>
+          </w:p>
+        </w:tc>
+      </w:tr>
+      <w:tr>
+        <w:tc>
+          <w:tcPr/>
+          <w:p>
+            <w:pPr>
+              <w:pStyle w:val="Compact"/>
+            </w:pPr>
+            <w:r>
+              <w:t xml:space="preserve">C++ name</w:t>
+            </w:r>
+          </w:p>
+        </w:tc>
+        <w:tc>
+          <w:tcPr/>
+          <w:p>
+            <w:pPr>
+              <w:pStyle w:val="Compact"/>
+            </w:pPr>
+            <w:r>
+              <w:rPr>
+                <w:rStyle w:val="VerbatimChar"/>
+              </w:rPr>
+              <w:t xml:space="preserve">unordered_map</w:t>
+            </w:r>
+          </w:p>
+        </w:tc>
+        <w:tc>
+          <w:tcPr/>
+          <w:p>
+            <w:pPr>
+              <w:pStyle w:val="Compact"/>
+            </w:pPr>
+            <w:r>
+              <w:rPr>
+                <w:rStyle w:val="VerbatimChar"/>
+              </w:rPr>
+              <w:t xml:space="preserve">map</w:t>
+            </w:r>
+          </w:p>
+        </w:tc>
+      </w:tr>
+      <w:tr>
+        <w:tc>
+          <w:tcPr/>
+          <w:p>
+            <w:pPr>
+              <w:pStyle w:val="Compact"/>
+            </w:pPr>
+            <w:r>
+              <w:t xml:space="preserve">Java name</w:t>
+            </w:r>
+          </w:p>
+        </w:tc>
+        <w:tc>
+          <w:tcPr/>
+          <w:p>
+            <w:pPr>
+              <w:pStyle w:val="Compact"/>
+            </w:pPr>
+            <w:r>
+              <w:rPr>
+                <w:rStyle w:val="VerbatimChar"/>
+              </w:rPr>
+              <w:t xml:space="preserve">HashMap</w:t>
+            </w:r>
+          </w:p>
+        </w:tc>
+        <w:tc>
+          <w:tcPr/>
+          <w:p>
+            <w:pPr>
+              <w:pStyle w:val="Compact"/>
+            </w:pPr>
+            <w:r>
+              <w:rPr>
+                <w:rStyle w:val="VerbatimChar"/>
+              </w:rPr>
+              <w:t xml:space="preserve">TreeMap</w:t>
+            </w:r>
+          </w:p>
+        </w:tc>
+      </w:tr>
+    </w:tbl>
     <w:p>
       <w:pPr>
         <w:pStyle w:val="BlockText"/>
@@ -2030,13 +3053,67 @@
           <w:b/>
           <w:bCs/>
         </w:rPr>
-        <w:t xml:space="preserve">Why it helps:</w:t>
-      </w:r>
-      <w:r>
-        <w:t xml:space="preserve"> </w:t>
-      </w:r>
-      <w:r>
-        <w:t xml:space="preserve">instead of searching for the complement, we</w:t>
+        <w:t xml:space="preserve">Interview line:</w:t>
+      </w:r>
+      <w:r>
+        <w:t xml:space="preserve"> </w:t>
+      </w:r>
+      <w:r>
+        <w:t xml:space="preserve">“Use the hash map for raw speed; use the ordered/tree map</w:t>
+      </w:r>
+      <w:r>
+        <w:t xml:space="preserve"> </w:t>
+      </w:r>
+      <w:r>
+        <w:t xml:space="preserve">when you also need</w:t>
+      </w:r>
+      <w:r>
+        <w:t xml:space="preserve"> </w:t>
+      </w:r>
+      <w:r>
+        <w:rPr>
+          <w:b/>
+          <w:bCs/>
+        </w:rPr>
+        <w:t xml:space="preserve">sorted iteration</w:t>
+      </w:r>
+      <w:r>
+        <w:t xml:space="preserve">,</w:t>
+      </w:r>
+      <w:r>
+        <w:t xml:space="preserve"> </w:t>
+      </w:r>
+      <w:r>
+        <w:rPr>
+          <w:b/>
+          <w:bCs/>
+        </w:rPr>
+        <w:t xml:space="preserve">range queries</w:t>
+      </w:r>
+      <w:r>
+        <w:t xml:space="preserve">, or a</w:t>
+      </w:r>
+      <w:r>
+        <w:t xml:space="preserve"> </w:t>
+      </w:r>
+      <w:r>
+        <w:rPr>
+          <w:b/>
+          <w:bCs/>
+        </w:rPr>
+        <w:t xml:space="preserve">guaranteed</w:t>
+      </w:r>
+      <w:r>
+        <w:t xml:space="preserve"> </w:t>
+      </w:r>
+      <w:r>
+        <w:t xml:space="preserve">worst case.”</w:t>
+      </w:r>
+      <w:r>
+        <w:t xml:space="preserve"> </w:t>
+      </w:r>
+      <w:r>
+        <w:t xml:space="preserve">A hash map has</w:t>
       </w:r>
       <w:r>
         <w:t xml:space="preserve"> </w:t>
@@ -2046,182 +3123,278 @@
           <w:i/>
           <w:iCs/>
         </w:rPr>
-        <w:t xml:space="preserve">remember</w:t>
-      </w:r>
-      <w:r>
-        <w:t xml:space="preserve"> </w:t>
-      </w:r>
-      <w:r>
-        <w:t xml:space="preserve">every</w:t>
-      </w:r>
-      <w:r>
-        <w:t xml:space="preserve"> </w:t>
-      </w:r>
-      <w:r>
-        <w:t xml:space="preserve">number we’ve seen, so each lookup is O(1).</w:t>
-      </w:r>
-    </w:p>
-    <w:bookmarkEnd w:id="34"/>
-    <w:bookmarkStart w:id="35" w:name="other-classics"/>
+        <w:t xml:space="preserve">no order at all</w:t>
+      </w:r>
+      <w:r>
+        <w:t xml:space="preserve">.</w:t>
+      </w:r>
+    </w:p>
+    <w:bookmarkEnd w:id="37"/>
+    <w:bookmarkStart w:id="38" w:name="when-a-hashmap-is-the-wrong-choice"/>
     <w:p>
       <w:pPr>
         <w:pStyle w:val="Heading3"/>
       </w:pPr>
       <w:r>
-        <w:t xml:space="preserve">Other classics</w:t>
-      </w:r>
-    </w:p>
-    <w:p>
-      <w:pPr>
-        <w:pStyle w:val="Compact"/>
-        <w:numPr>
-          <w:ilvl w:val="0"/>
-          <w:numId w:val="1008"/>
-        </w:numPr>
-      </w:pPr>
-      <w:r>
-        <w:rPr>
-          <w:b/>
-          <w:bCs/>
-        </w:rPr>
-        <w:t xml:space="preserve">Group Anagrams (LC 49):</w:t>
-      </w:r>
-      <w:r>
-        <w:t xml:space="preserve"> </w:t>
-      </w:r>
-      <w:r>
-        <w:t xml:space="preserve">key = sorted word (or its 26-letter count); group</w:t>
-      </w:r>
-      <w:r>
-        <w:t xml:space="preserve"> </w:t>
-      </w:r>
-      <w:r>
-        <w:t xml:space="preserve">by that key.</w:t>
-      </w:r>
-    </w:p>
-    <w:p>
-      <w:pPr>
-        <w:pStyle w:val="Compact"/>
-        <w:numPr>
-          <w:ilvl w:val="0"/>
-          <w:numId w:val="1008"/>
-        </w:numPr>
-      </w:pPr>
-      <w:r>
-        <w:rPr>
-          <w:b/>
-          <w:bCs/>
-        </w:rPr>
-        <w:t xml:space="preserve">Subarray Sum equals K (LC 560):</w:t>
-      </w:r>
-      <w:r>
-        <w:t xml:space="preserve"> </w:t>
-      </w:r>
-      <w:r>
-        <w:t xml:space="preserve">store</w:t>
-      </w:r>
-      <w:r>
-        <w:t xml:space="preserve"> </w:t>
-      </w:r>
-      <w:r>
-        <w:rPr>
-          <w:b/>
-          <w:bCs/>
-        </w:rPr>
-        <w:t xml:space="preserve">prefix sums</w:t>
-      </w:r>
-      <w:r>
-        <w:t xml:space="preserve"> </w:t>
-      </w:r>
-      <w:r>
-        <w:t xml:space="preserve">in a hashmap; for each</w:t>
-      </w:r>
-      <w:r>
-        <w:t xml:space="preserve"> </w:t>
-      </w:r>
-      <w:r>
-        <w:t xml:space="preserve">prefix</w:t>
-      </w:r>
-      <w:r>
-        <w:t xml:space="preserve"> </w:t>
-      </w:r>
-      <w:r>
-        <w:rPr>
-          <w:rStyle w:val="VerbatimChar"/>
-        </w:rPr>
-        <w:t xml:space="preserve">P</w:t>
-      </w:r>
-      <w:r>
-        <w:t xml:space="preserve">, check if</w:t>
-      </w:r>
-      <w:r>
-        <w:t xml:space="preserve"> </w:t>
-      </w:r>
-      <w:r>
-        <w:rPr>
-          <w:rStyle w:val="VerbatimChar"/>
-        </w:rPr>
-        <w:t xml:space="preserve">P − k</w:t>
-      </w:r>
-      <w:r>
-        <w:t xml:space="preserve"> </w:t>
-      </w:r>
-      <w:r>
-        <w:t xml:space="preserve">was seen (links Module 2 + Module 7).</w:t>
-      </w:r>
-    </w:p>
-    <w:p>
-      <w:pPr>
-        <w:pStyle w:val="Compact"/>
-        <w:numPr>
-          <w:ilvl w:val="0"/>
-          <w:numId w:val="1008"/>
-        </w:numPr>
-      </w:pPr>
-      <w:r>
-        <w:rPr>
-          <w:b/>
-          <w:bCs/>
-        </w:rPr>
-        <w:t xml:space="preserve">First unique character, frequency counts, dedup, two-list intersection</w:t>
-      </w:r>
-      <w:r>
-        <w:t xml:space="preserve"> </w:t>
-      </w:r>
-      <w:r>
-        <w:t xml:space="preserve">— all</w:t>
-      </w:r>
-      <w:r>
-        <w:t xml:space="preserve"> </w:t>
-      </w:r>
-      <w:r>
-        <w:t xml:space="preserve">hashmap/hashset in O(n).</w:t>
-      </w:r>
-    </w:p>
-    <w:p>
-      <w:pPr>
-        <w:pStyle w:val="Compact"/>
-        <w:numPr>
-          <w:ilvl w:val="0"/>
-          <w:numId w:val="1008"/>
-        </w:numPr>
-      </w:pPr>
-      <w:r>
-        <w:rPr>
-          <w:b/>
-          <w:bCs/>
-        </w:rPr>
-        <w:t xml:space="preserve">LRU Cache (Module 4):</w:t>
-      </w:r>
-      <w:r>
-        <w:t xml:space="preserve"> </w:t>
-      </w:r>
-      <w:r>
-        <w:t xml:space="preserve">hashmap + doubly linked list.</w:t>
-      </w:r>
-    </w:p>
-    <w:bookmarkEnd w:id="35"/>
-    <w:bookmarkStart w:id="36" w:name="mcqs-3"/>
+        <w:t xml:space="preserve">When a hashmap is the WRONG choice</w:t>
+      </w:r>
+    </w:p>
+    <w:p>
+      <w:pPr>
+        <w:pStyle w:val="Compact"/>
+        <w:numPr>
+          <w:ilvl w:val="0"/>
+          <w:numId w:val="1010"/>
+        </w:numPr>
+      </w:pPr>
+      <w:r>
+        <w:rPr>
+          <w:b/>
+          <w:bCs/>
+        </w:rPr>
+        <w:t xml:space="preserve">You need sorted order or range queries</w:t>
+      </w:r>
+      <w:r>
+        <w:t xml:space="preserve"> </w:t>
+      </w:r>
+      <w:r>
+        <w:t xml:space="preserve">(</w:t>
+      </w:r>
+      <w:r>
+        <w:t xml:space="preserve">“all keys between 10 and 50”</w:t>
+      </w:r>
+      <w:r>
+        <w:t xml:space="preserve">,</w:t>
+      </w:r>
+      <w:r>
+        <w:t xml:space="preserve"> </w:t>
+      </w:r>
+      <w:r>
+        <w:t xml:space="preserve">“smallest key ≥ x”</w:t>
+      </w:r>
+      <w:r>
+        <w:t xml:space="preserve">) → use a</w:t>
+      </w:r>
+      <w:r>
+        <w:t xml:space="preserve"> </w:t>
+      </w:r>
+      <w:r>
+        <w:rPr>
+          <w:b/>
+          <w:bCs/>
+        </w:rPr>
+        <w:t xml:space="preserve">balanced BST / ordered map</w:t>
+      </w:r>
+      <w:r>
+        <w:t xml:space="preserve"> </w:t>
+      </w:r>
+      <w:r>
+        <w:t xml:space="preserve">(Module 8).</w:t>
+      </w:r>
+    </w:p>
+    <w:p>
+      <w:pPr>
+        <w:pStyle w:val="Compact"/>
+        <w:numPr>
+          <w:ilvl w:val="0"/>
+          <w:numId w:val="1010"/>
+        </w:numPr>
+      </w:pPr>
+      <w:r>
+        <w:rPr>
+          <w:b/>
+          <w:bCs/>
+        </w:rPr>
+        <w:t xml:space="preserve">You need the min/max repeatedly</w:t>
+      </w:r>
+      <w:r>
+        <w:t xml:space="preserve"> </w:t>
+      </w:r>
+      <w:r>
+        <w:t xml:space="preserve">and updates → use a</w:t>
+      </w:r>
+      <w:r>
+        <w:t xml:space="preserve"> </w:t>
+      </w:r>
+      <w:r>
+        <w:rPr>
+          <w:b/>
+          <w:bCs/>
+        </w:rPr>
+        <w:t xml:space="preserve">heap</w:t>
+      </w:r>
+      <w:r>
+        <w:t xml:space="preserve"> </w:t>
+      </w:r>
+      <w:r>
+        <w:t xml:space="preserve">(Module 6),</w:t>
+      </w:r>
+      <w:r>
+        <w:t xml:space="preserve"> </w:t>
+      </w:r>
+      <w:r>
+        <w:t xml:space="preserve">not a hashmap (a hashmap has no cheap min).</w:t>
+      </w:r>
+    </w:p>
+    <w:p>
+      <w:pPr>
+        <w:pStyle w:val="Compact"/>
+        <w:numPr>
+          <w:ilvl w:val="0"/>
+          <w:numId w:val="1010"/>
+        </w:numPr>
+      </w:pPr>
+      <w:r>
+        <w:rPr>
+          <w:b/>
+          <w:bCs/>
+        </w:rPr>
+        <w:t xml:space="preserve">Prefix / autocomplete lookups on strings</w:t>
+      </w:r>
+      <w:r>
+        <w:t xml:space="preserve"> </w:t>
+      </w:r>
+      <w:r>
+        <w:t xml:space="preserve">→ use a</w:t>
+      </w:r>
+      <w:r>
+        <w:t xml:space="preserve"> </w:t>
+      </w:r>
+      <w:r>
+        <w:rPr>
+          <w:b/>
+          <w:bCs/>
+        </w:rPr>
+        <w:t xml:space="preserve">Trie</w:t>
+      </w:r>
+      <w:r>
+        <w:t xml:space="preserve"> </w:t>
+      </w:r>
+      <w:r>
+        <w:t xml:space="preserve">(Module 8), which</w:t>
+      </w:r>
+      <w:r>
+        <w:t xml:space="preserve"> </w:t>
+      </w:r>
+      <w:r>
+        <w:t xml:space="preserve">a hashmap of full strings cannot do.</w:t>
+      </w:r>
+    </w:p>
+    <w:p>
+      <w:pPr>
+        <w:pStyle w:val="Compact"/>
+        <w:numPr>
+          <w:ilvl w:val="0"/>
+          <w:numId w:val="1010"/>
+        </w:numPr>
+      </w:pPr>
+      <w:r>
+        <w:rPr>
+          <w:b/>
+          <w:bCs/>
+        </w:rPr>
+        <w:t xml:space="preserve">Hard real-time / worst-case guarantees</w:t>
+      </w:r>
+      <w:r>
+        <w:t xml:space="preserve"> </w:t>
+      </w:r>
+      <w:r>
+        <w:t xml:space="preserve">(avionics, some DB internals) → hash</w:t>
+      </w:r>
+      <w:r>
+        <w:t xml:space="preserve"> </w:t>
+      </w:r>
+      <w:r>
+        <w:t xml:space="preserve">worst case is O(n); a balanced tree’s O(log n) is guaranteed.</w:t>
+      </w:r>
+    </w:p>
+    <w:p>
+      <w:pPr>
+        <w:pStyle w:val="Compact"/>
+        <w:numPr>
+          <w:ilvl w:val="0"/>
+          <w:numId w:val="1010"/>
+        </w:numPr>
+      </w:pPr>
+      <w:r>
+        <w:rPr>
+          <w:b/>
+          <w:bCs/>
+        </w:rPr>
+        <w:t xml:space="preserve">Tiny key sets or dense small integer keys</w:t>
+      </w:r>
+      <w:r>
+        <w:t xml:space="preserve"> </w:t>
+      </w:r>
+      <w:r>
+        <w:t xml:space="preserve">→ a plain</w:t>
+      </w:r>
+      <w:r>
+        <w:t xml:space="preserve"> </w:t>
+      </w:r>
+      <w:r>
+        <w:rPr>
+          <w:b/>
+          <w:bCs/>
+        </w:rPr>
+        <w:t xml:space="preserve">array</w:t>
+      </w:r>
+      <w:r>
+        <w:t xml:space="preserve"> </w:t>
+      </w:r>
+      <w:r>
+        <w:t xml:space="preserve">indexed</w:t>
+      </w:r>
+      <w:r>
+        <w:t xml:space="preserve"> </w:t>
+      </w:r>
+      <w:r>
+        <w:t xml:space="preserve">directly is faster and simpler (no hashing overhead).</w:t>
+      </w:r>
+    </w:p>
+    <w:p>
+      <w:pPr>
+        <w:pStyle w:val="Compact"/>
+        <w:numPr>
+          <w:ilvl w:val="0"/>
+          <w:numId w:val="1010"/>
+        </w:numPr>
+      </w:pPr>
+      <w:r>
+        <w:rPr>
+          <w:b/>
+          <w:bCs/>
+        </w:rPr>
+        <w:t xml:space="preserve">Adversarial untrusted keys</w:t>
+      </w:r>
+      <w:r>
+        <w:t xml:space="preserve"> </w:t>
+      </w:r>
+      <w:r>
+        <w:t xml:space="preserve">→ a naive hashmap risks</w:t>
+      </w:r>
+      <w:r>
+        <w:t xml:space="preserve"> </w:t>
+      </w:r>
+      <w:r>
+        <w:rPr>
+          <w:b/>
+          <w:bCs/>
+        </w:rPr>
+        <w:t xml:space="preserve">hash flooding</w:t>
+      </w:r>
+      <w:r>
+        <w:t xml:space="preserve">; use</w:t>
+      </w:r>
+      <w:r>
+        <w:t xml:space="preserve"> </w:t>
+      </w:r>
+      <w:r>
+        <w:t xml:space="preserve">universal/randomised hashing or a tree map.</w:t>
+      </w:r>
+    </w:p>
+    <w:bookmarkEnd w:id="38"/>
+    <w:bookmarkStart w:id="39" w:name="mcqs-3"/>
     <w:p>
       <w:pPr>
         <w:pStyle w:val="Heading3"/>
@@ -2235,21 +3408,37 @@
         <w:pStyle w:val="Compact"/>
         <w:numPr>
           <w:ilvl w:val="0"/>
-          <w:numId w:val="1009"/>
-        </w:numPr>
-      </w:pPr>
-      <w:r>
-        <w:t xml:space="preserve">Two Sum optimal time/space? →</w:t>
-      </w:r>
-      <w:r>
-        <w:t xml:space="preserve"> </w:t>
-      </w:r>
-      <w:r>
-        <w:rPr>
-          <w:b/>
-          <w:bCs/>
-        </w:rPr>
-        <w:t xml:space="preserve">O(n) / O(n)</w:t>
+          <w:numId w:val="1011"/>
+        </w:numPr>
+      </w:pPr>
+      <w:r>
+        <w:t xml:space="preserve">Ordered map find cost vs unordered? →</w:t>
+      </w:r>
+      <w:r>
+        <w:t xml:space="preserve"> </w:t>
+      </w:r>
+      <w:r>
+        <w:rPr>
+          <w:b/>
+          <w:bCs/>
+        </w:rPr>
+        <w:t xml:space="preserve">O(log n)</w:t>
+      </w:r>
+      <w:r>
+        <w:t xml:space="preserve"> </w:t>
+      </w:r>
+      <w:r>
+        <w:t xml:space="preserve">vs</w:t>
+      </w:r>
+      <w:r>
+        <w:t xml:space="preserve"> </w:t>
+      </w:r>
+      <w:r>
+        <w:rPr>
+          <w:b/>
+          <w:bCs/>
+        </w:rPr>
+        <w:t xml:space="preserve">O(1) average</w:t>
       </w:r>
       <w:r>
         <w:t xml:space="preserve">.</w:t>
@@ -2260,105 +3449,58 @@
         <w:pStyle w:val="Compact"/>
         <w:numPr>
           <w:ilvl w:val="0"/>
-          <w:numId w:val="1009"/>
-        </w:numPr>
-      </w:pPr>
-      <w:r>
-        <w:t xml:space="preserve">“Subarray sum = k”</w:t>
-      </w:r>
-      <w:r>
-        <w:t xml:space="preserve"> </w:t>
-      </w:r>
-      <w:r>
-        <w:t xml:space="preserve">tool? →</w:t>
-      </w:r>
-      <w:r>
-        <w:t xml:space="preserve"> </w:t>
-      </w:r>
-      <w:r>
-        <w:rPr>
-          <w:b/>
-          <w:bCs/>
-        </w:rPr>
-        <w:t xml:space="preserve">prefix sum + hashmap</w:t>
-      </w:r>
-      <w:r>
-        <w:t xml:space="preserve">.</w:t>
-      </w:r>
-    </w:p>
-    <w:p>
-      <w:pPr>
-        <w:pStyle w:val="Compact"/>
-        <w:numPr>
-          <w:ilvl w:val="0"/>
-          <w:numId w:val="1009"/>
-        </w:numPr>
-      </w:pPr>
-      <w:r>
-        <w:t xml:space="preserve">Group anagrams key? →</w:t>
-      </w:r>
-      <w:r>
-        <w:t xml:space="preserve"> </w:t>
-      </w:r>
-      <w:r>
-        <w:rPr>
-          <w:b/>
-          <w:bCs/>
-        </w:rPr>
-        <w:t xml:space="preserve">sorted word</w:t>
-      </w:r>
-      <w:r>
-        <w:t xml:space="preserve"> </w:t>
-      </w:r>
-      <w:r>
-        <w:t xml:space="preserve">or</w:t>
-      </w:r>
-      <w:r>
-        <w:t xml:space="preserve"> </w:t>
-      </w:r>
-      <w:r>
-        <w:rPr>
-          <w:b/>
-          <w:bCs/>
-        </w:rPr>
-        <w:t xml:space="preserve">letter-count signature</w:t>
-      </w:r>
-      <w:r>
-        <w:t xml:space="preserve">.</w:t>
-      </w:r>
-    </w:p>
-    <w:bookmarkEnd w:id="36"/>
-    <w:bookmarkStart w:id="37" w:name="problems"/>
-    <w:p>
-      <w:pPr>
-        <w:pStyle w:val="Heading3"/>
-      </w:pPr>
-      <w:r>
-        <w:t xml:space="preserve">Problems</w:t>
-      </w:r>
-    </w:p>
-    <w:p>
-      <w:pPr>
-        <w:pStyle w:val="Compact"/>
-        <w:numPr>
-          <w:ilvl w:val="0"/>
-          <w:numId w:val="1010"/>
-        </w:numPr>
-      </w:pPr>
-      <w:r>
-        <w:t xml:space="preserve">Two Sum (1); Group Anagrams (49); Subarray Sum Equals K (560); Top K Frequent</w:t>
-      </w:r>
-      <w:r>
-        <w:t xml:space="preserve"> </w:t>
-      </w:r>
-      <w:r>
-        <w:t xml:space="preserve">(347); Longest Consecutive Sequence (128); Contains Duplicate (217); LRU Cache</w:t>
-      </w:r>
-      <w:r>
-        <w:t xml:space="preserve"> </w:t>
-      </w:r>
-      <w:r>
-        <w:t xml:space="preserve">(146).</w:t>
+          <w:numId w:val="1011"/>
+        </w:numPr>
+      </w:pPr>
+      <w:r>
+        <w:t xml:space="preserve">Need</w:t>
+      </w:r>
+      <w:r>
+        <w:t xml:space="preserve"> </w:t>
+      </w:r>
+      <w:r>
+        <w:t xml:space="preserve">“all keys in a range”</w:t>
+      </w:r>
+      <w:r>
+        <w:t xml:space="preserve">? → use an</w:t>
+      </w:r>
+      <w:r>
+        <w:t xml:space="preserve"> </w:t>
+      </w:r>
+      <w:r>
+        <w:rPr>
+          <w:b/>
+          <w:bCs/>
+        </w:rPr>
+        <w:t xml:space="preserve">ordered (tree) map</w:t>
+      </w:r>
+      <w:r>
+        <w:t xml:space="preserve">, not a hashmap.</w:t>
+      </w:r>
+    </w:p>
+    <w:p>
+      <w:pPr>
+        <w:pStyle w:val="Compact"/>
+        <w:numPr>
+          <w:ilvl w:val="0"/>
+          <w:numId w:val="1011"/>
+        </w:numPr>
+      </w:pPr>
+      <w:r>
+        <w:t xml:space="preserve">Need prefix/autocomplete on strings? → use a</w:t>
+      </w:r>
+      <w:r>
+        <w:t xml:space="preserve"> </w:t>
+      </w:r>
+      <w:r>
+        <w:rPr>
+          <w:b/>
+          <w:bCs/>
+        </w:rPr>
+        <w:t xml:space="preserve">Trie</w:t>
+      </w:r>
+      <w:r>
+        <w:t xml:space="preserve">, not a hashmap.</w:t>
       </w:r>
     </w:p>
     <w:p>
@@ -2368,18 +3510,471 @@
         </w:pict>
       </w:r>
     </w:p>
-    <w:bookmarkEnd w:id="37"/>
-    <w:bookmarkEnd w:id="38"/>
-    <w:bookmarkStart w:id="44" w:name="probabilistic-structures-bloom-filter"/>
+    <w:bookmarkEnd w:id="39"/>
+    <w:bookmarkEnd w:id="40"/>
+    <w:bookmarkStart w:id="45" w:name="X757764545764259b76b40b8718b355c8c418961"/>
     <w:p>
       <w:pPr>
         <w:pStyle w:val="Heading2"/>
       </w:pPr>
       <w:r>
+        <w:t xml:space="preserve">7.4 Hash Table Applications (the interview workhorses)</w:t>
+      </w:r>
+    </w:p>
+    <w:p>
+      <w:pPr>
+        <w:pStyle w:val="FirstParagraph"/>
+      </w:pPr>
+      <w:r>
+        <w:t xml:space="preserve">The pattern is almost always:</w:t>
+      </w:r>
+      <w:r>
+        <w:t xml:space="preserve"> </w:t>
+      </w:r>
+      <w:r>
+        <w:rPr>
+          <w:b/>
+          <w:bCs/>
+        </w:rPr>
+        <w:t xml:space="preserve">“a hashmap turns an O(n²) scan into O(n).”</w:t>
+      </w:r>
+    </w:p>
+    <w:bookmarkStart w:id="41" w:name="two-sum-the-canonical-example"/>
+    <w:p>
+      <w:pPr>
+        <w:pStyle w:val="Heading3"/>
+      </w:pPr>
+      <w:r>
+        <w:t xml:space="preserve">Two Sum (the canonical example)</w:t>
+      </w:r>
+    </w:p>
+    <w:p>
+      <w:pPr>
+        <w:pStyle w:val="SourceCode"/>
+      </w:pPr>
+      <w:r>
+        <w:rPr>
+          <w:rStyle w:val="VerbatimChar"/>
+        </w:rPr>
+        <w:t xml:space="preserve"># BRUTE FORCE                                O(n^2)</w:t>
+      </w:r>
+      <w:r>
+        <w:br/>
+      </w:r>
+      <w:r>
+        <w:rPr>
+          <w:rStyle w:val="VerbatimChar"/>
+        </w:rPr>
+        <w:t xml:space="preserve">for i, for j&gt;i: if a[i]+a[j]==target: return (i,j)</w:t>
+      </w:r>
+      <w:r>
+        <w:br/>
+      </w:r>
+      <w:r>
+        <w:br/>
+      </w:r>
+      <w:r>
+        <w:rPr>
+          <w:rStyle w:val="VerbatimChar"/>
+        </w:rPr>
+        <w:t xml:space="preserve"># OPTIMAL: hashmap of seen values            O(n) time, O(n) space</w:t>
+      </w:r>
+      <w:r>
+        <w:br/>
+      </w:r>
+      <w:r>
+        <w:rPr>
+          <w:rStyle w:val="VerbatimChar"/>
+        </w:rPr>
+        <w:t xml:space="preserve">seen = {}                       # value -&gt; index</w:t>
+      </w:r>
+      <w:r>
+        <w:br/>
+      </w:r>
+      <w:r>
+        <w:rPr>
+          <w:rStyle w:val="VerbatimChar"/>
+        </w:rPr>
+        <w:t xml:space="preserve">for i, x in enumerate(a):</w:t>
+      </w:r>
+      <w:r>
+        <w:br/>
+      </w:r>
+      <w:r>
+        <w:rPr>
+          <w:rStyle w:val="VerbatimChar"/>
+        </w:rPr>
+        <w:t xml:space="preserve">    if target - x in seen: return (seen[target-x], i)</w:t>
+      </w:r>
+      <w:r>
+        <w:br/>
+      </w:r>
+      <w:r>
+        <w:rPr>
+          <w:rStyle w:val="VerbatimChar"/>
+        </w:rPr>
+        <w:t xml:space="preserve">    seen[x] = i</w:t>
+      </w:r>
+    </w:p>
+    <w:p>
+      <w:pPr>
+        <w:pStyle w:val="BlockText"/>
+      </w:pPr>
+      <w:r>
+        <w:rPr>
+          <w:b/>
+          <w:bCs/>
+        </w:rPr>
+        <w:t xml:space="preserve">Why it helps:</w:t>
+      </w:r>
+      <w:r>
+        <w:t xml:space="preserve"> </w:t>
+      </w:r>
+      <w:r>
+        <w:t xml:space="preserve">instead of searching for the complement, we</w:t>
+      </w:r>
+      <w:r>
+        <w:t xml:space="preserve"> </w:t>
+      </w:r>
+      <w:r>
+        <w:rPr>
+          <w:i/>
+          <w:iCs/>
+        </w:rPr>
+        <w:t xml:space="preserve">remember</w:t>
+      </w:r>
+      <w:r>
+        <w:t xml:space="preserve"> </w:t>
+      </w:r>
+      <w:r>
+        <w:t xml:space="preserve">every</w:t>
+      </w:r>
+      <w:r>
+        <w:t xml:space="preserve"> </w:t>
+      </w:r>
+      <w:r>
+        <w:t xml:space="preserve">number we’ve seen, so each lookup is O(1).</w:t>
+      </w:r>
+    </w:p>
+    <w:bookmarkEnd w:id="41"/>
+    <w:bookmarkStart w:id="42" w:name="other-classics"/>
+    <w:p>
+      <w:pPr>
+        <w:pStyle w:val="Heading3"/>
+      </w:pPr>
+      <w:r>
+        <w:t xml:space="preserve">Other classics</w:t>
+      </w:r>
+    </w:p>
+    <w:p>
+      <w:pPr>
+        <w:pStyle w:val="Compact"/>
+        <w:numPr>
+          <w:ilvl w:val="0"/>
+          <w:numId w:val="1012"/>
+        </w:numPr>
+      </w:pPr>
+      <w:r>
+        <w:rPr>
+          <w:b/>
+          <w:bCs/>
+        </w:rPr>
+        <w:t xml:space="preserve">Group Anagrams (LC 49):</w:t>
+      </w:r>
+      <w:r>
+        <w:t xml:space="preserve"> </w:t>
+      </w:r>
+      <w:r>
+        <w:t xml:space="preserve">key = sorted word (or its 26-letter count); group</w:t>
+      </w:r>
+      <w:r>
+        <w:t xml:space="preserve"> </w:t>
+      </w:r>
+      <w:r>
+        <w:t xml:space="preserve">by that key.</w:t>
+      </w:r>
+    </w:p>
+    <w:p>
+      <w:pPr>
+        <w:pStyle w:val="Compact"/>
+        <w:numPr>
+          <w:ilvl w:val="0"/>
+          <w:numId w:val="1012"/>
+        </w:numPr>
+      </w:pPr>
+      <w:r>
+        <w:rPr>
+          <w:b/>
+          <w:bCs/>
+        </w:rPr>
+        <w:t xml:space="preserve">Subarray Sum equals K (LC 560):</w:t>
+      </w:r>
+      <w:r>
+        <w:t xml:space="preserve"> </w:t>
+      </w:r>
+      <w:r>
+        <w:t xml:space="preserve">store</w:t>
+      </w:r>
+      <w:r>
+        <w:t xml:space="preserve"> </w:t>
+      </w:r>
+      <w:r>
+        <w:rPr>
+          <w:b/>
+          <w:bCs/>
+        </w:rPr>
+        <w:t xml:space="preserve">prefix sums</w:t>
+      </w:r>
+      <w:r>
+        <w:t xml:space="preserve"> </w:t>
+      </w:r>
+      <w:r>
+        <w:t xml:space="preserve">in a hashmap; for each</w:t>
+      </w:r>
+      <w:r>
+        <w:t xml:space="preserve"> </w:t>
+      </w:r>
+      <w:r>
+        <w:t xml:space="preserve">prefix</w:t>
+      </w:r>
+      <w:r>
+        <w:t xml:space="preserve"> </w:t>
+      </w:r>
+      <w:r>
+        <w:rPr>
+          <w:rStyle w:val="VerbatimChar"/>
+        </w:rPr>
+        <w:t xml:space="preserve">P</w:t>
+      </w:r>
+      <w:r>
+        <w:t xml:space="preserve">, check if</w:t>
+      </w:r>
+      <w:r>
+        <w:t xml:space="preserve"> </w:t>
+      </w:r>
+      <w:r>
+        <w:rPr>
+          <w:rStyle w:val="VerbatimChar"/>
+        </w:rPr>
+        <w:t xml:space="preserve">P − k</w:t>
+      </w:r>
+      <w:r>
+        <w:t xml:space="preserve"> </w:t>
+      </w:r>
+      <w:r>
+        <w:t xml:space="preserve">was seen (links Module 2 + Module 7).</w:t>
+      </w:r>
+    </w:p>
+    <w:p>
+      <w:pPr>
+        <w:pStyle w:val="Compact"/>
+        <w:numPr>
+          <w:ilvl w:val="0"/>
+          <w:numId w:val="1012"/>
+        </w:numPr>
+      </w:pPr>
+      <w:r>
+        <w:rPr>
+          <w:b/>
+          <w:bCs/>
+        </w:rPr>
+        <w:t xml:space="preserve">First unique character, frequency counts, dedup, two-list intersection</w:t>
+      </w:r>
+      <w:r>
+        <w:t xml:space="preserve"> </w:t>
+      </w:r>
+      <w:r>
+        <w:t xml:space="preserve">— all</w:t>
+      </w:r>
+      <w:r>
+        <w:t xml:space="preserve"> </w:t>
+      </w:r>
+      <w:r>
+        <w:t xml:space="preserve">hashmap/hashset in O(n).</w:t>
+      </w:r>
+    </w:p>
+    <w:p>
+      <w:pPr>
+        <w:pStyle w:val="Compact"/>
+        <w:numPr>
+          <w:ilvl w:val="0"/>
+          <w:numId w:val="1012"/>
+        </w:numPr>
+      </w:pPr>
+      <w:r>
+        <w:rPr>
+          <w:b/>
+          <w:bCs/>
+        </w:rPr>
+        <w:t xml:space="preserve">LRU Cache (Module 4):</w:t>
+      </w:r>
+      <w:r>
+        <w:t xml:space="preserve"> </w:t>
+      </w:r>
+      <w:r>
+        <w:t xml:space="preserve">hashmap + doubly linked list.</w:t>
+      </w:r>
+    </w:p>
+    <w:bookmarkEnd w:id="42"/>
+    <w:bookmarkStart w:id="43" w:name="mcqs-4"/>
+    <w:p>
+      <w:pPr>
+        <w:pStyle w:val="Heading3"/>
+      </w:pPr>
+      <w:r>
+        <w:t xml:space="preserve">MCQs</w:t>
+      </w:r>
+    </w:p>
+    <w:p>
+      <w:pPr>
+        <w:pStyle w:val="Compact"/>
+        <w:numPr>
+          <w:ilvl w:val="0"/>
+          <w:numId w:val="1013"/>
+        </w:numPr>
+      </w:pPr>
+      <w:r>
+        <w:t xml:space="preserve">Two Sum optimal time/space? →</w:t>
+      </w:r>
+      <w:r>
+        <w:t xml:space="preserve"> </w:t>
+      </w:r>
+      <w:r>
+        <w:rPr>
+          <w:b/>
+          <w:bCs/>
+        </w:rPr>
+        <w:t xml:space="preserve">O(n) / O(n)</w:t>
+      </w:r>
+      <w:r>
+        <w:t xml:space="preserve">.</w:t>
+      </w:r>
+    </w:p>
+    <w:p>
+      <w:pPr>
+        <w:pStyle w:val="Compact"/>
+        <w:numPr>
+          <w:ilvl w:val="0"/>
+          <w:numId w:val="1013"/>
+        </w:numPr>
+      </w:pPr>
+      <w:r>
+        <w:t xml:space="preserve">“Subarray sum = k”</w:t>
+      </w:r>
+      <w:r>
+        <w:t xml:space="preserve"> </w:t>
+      </w:r>
+      <w:r>
+        <w:t xml:space="preserve">tool? →</w:t>
+      </w:r>
+      <w:r>
+        <w:t xml:space="preserve"> </w:t>
+      </w:r>
+      <w:r>
+        <w:rPr>
+          <w:b/>
+          <w:bCs/>
+        </w:rPr>
+        <w:t xml:space="preserve">prefix sum + hashmap</w:t>
+      </w:r>
+      <w:r>
+        <w:t xml:space="preserve">.</w:t>
+      </w:r>
+    </w:p>
+    <w:p>
+      <w:pPr>
+        <w:pStyle w:val="Compact"/>
+        <w:numPr>
+          <w:ilvl w:val="0"/>
+          <w:numId w:val="1013"/>
+        </w:numPr>
+      </w:pPr>
+      <w:r>
+        <w:t xml:space="preserve">Group anagrams key? →</w:t>
+      </w:r>
+      <w:r>
+        <w:t xml:space="preserve"> </w:t>
+      </w:r>
+      <w:r>
+        <w:rPr>
+          <w:b/>
+          <w:bCs/>
+        </w:rPr>
+        <w:t xml:space="preserve">sorted word</w:t>
+      </w:r>
+      <w:r>
+        <w:t xml:space="preserve"> </w:t>
+      </w:r>
+      <w:r>
+        <w:t xml:space="preserve">or</w:t>
+      </w:r>
+      <w:r>
+        <w:t xml:space="preserve"> </w:t>
+      </w:r>
+      <w:r>
+        <w:rPr>
+          <w:b/>
+          <w:bCs/>
+        </w:rPr>
+        <w:t xml:space="preserve">letter-count signature</w:t>
+      </w:r>
+      <w:r>
+        <w:t xml:space="preserve">.</w:t>
+      </w:r>
+    </w:p>
+    <w:bookmarkEnd w:id="43"/>
+    <w:bookmarkStart w:id="44" w:name="problems"/>
+    <w:p>
+      <w:pPr>
+        <w:pStyle w:val="Heading3"/>
+      </w:pPr>
+      <w:r>
+        <w:t xml:space="preserve">Problems</w:t>
+      </w:r>
+    </w:p>
+    <w:p>
+      <w:pPr>
+        <w:pStyle w:val="Compact"/>
+        <w:numPr>
+          <w:ilvl w:val="0"/>
+          <w:numId w:val="1014"/>
+        </w:numPr>
+      </w:pPr>
+      <w:r>
+        <w:t xml:space="preserve">Two Sum (1); Group Anagrams (49); Subarray Sum Equals K (560); Top K Frequent</w:t>
+      </w:r>
+      <w:r>
+        <w:t xml:space="preserve"> </w:t>
+      </w:r>
+      <w:r>
+        <w:t xml:space="preserve">(347); Longest Consecutive Sequence (128); Contains Duplicate (217); LRU Cache</w:t>
+      </w:r>
+      <w:r>
+        <w:t xml:space="preserve"> </w:t>
+      </w:r>
+      <w:r>
+        <w:t xml:space="preserve">(146).</w:t>
+      </w:r>
+    </w:p>
+    <w:p>
+      <w:r>
+        <w:pict>
+          <v:rect style="width:0;height:1.5pt" o:hralign="center" o:hrstd="t" o:hr="t"/>
+        </w:pict>
+      </w:r>
+    </w:p>
+    <w:bookmarkEnd w:id="44"/>
+    <w:bookmarkEnd w:id="45"/>
+    <w:bookmarkStart w:id="51" w:name="probabilistic-structures-bloom-filter"/>
+    <w:p>
+      <w:pPr>
+        <w:pStyle w:val="Heading2"/>
+      </w:pPr>
+      <w:r>
         <w:t xml:space="preserve">7.5 Probabilistic Structures (Bloom Filter)</w:t>
       </w:r>
     </w:p>
-    <w:bookmarkStart w:id="42" w:name="the-idea"/>
+    <w:bookmarkStart w:id="49" w:name="the-idea"/>
     <w:p>
       <w:pPr>
         <w:pStyle w:val="Heading3"/>
@@ -2521,18 +4116,18 @@
           <wp:inline>
             <wp:extent cx="5334000" cy="2608513"/>
             <wp:effectExtent b="0" l="0" r="0" t="0"/>
-            <wp:docPr descr="Bloom filter: several hashes set bits; if any bit is 0 the item is definitely absent, otherwise maybe present." title="" id="40" name="Picture"/>
+            <wp:docPr descr="Bloom filter: several hashes set bits; if any bit is 0 the item is definitely absent, otherwise maybe present." title="" id="47" name="Picture"/>
             <a:graphic>
               <a:graphicData uri="http://schemas.openxmlformats.org/drawingml/2006/picture">
                 <pic:pic>
                   <pic:nvPicPr>
-                    <pic:cNvPr descr="images/61_bloom_filter.png" id="41" name="Picture"/>
+                    <pic:cNvPr descr="images/61_bloom_filter.png" id="48" name="Picture"/>
                     <pic:cNvPicPr>
                       <a:picLocks noChangeArrowheads="1" noChangeAspect="1"/>
                     </pic:cNvPicPr>
                   </pic:nvPicPr>
                   <pic:blipFill>
-                    <a:blip r:embed="rId39"/>
+                    <a:blip r:embed="rId46"/>
                     <a:stretch>
                       <a:fillRect/>
                     </a:stretch>
@@ -2601,7 +4196,7 @@
         <w:pStyle w:val="Compact"/>
         <w:numPr>
           <w:ilvl w:val="0"/>
-          <w:numId w:val="1011"/>
+          <w:numId w:val="1015"/>
         </w:numPr>
       </w:pPr>
       <w:r>
@@ -2644,7 +4239,7 @@
         <w:pStyle w:val="Compact"/>
         <w:numPr>
           <w:ilvl w:val="0"/>
-          <w:numId w:val="1011"/>
+          <w:numId w:val="1015"/>
         </w:numPr>
       </w:pPr>
       <w:r>
@@ -2743,8 +4338,8 @@
         <w:t xml:space="preserve">might be wrong.</w:t>
       </w:r>
     </w:p>
-    <w:bookmarkEnd w:id="42"/>
-    <w:bookmarkStart w:id="43" w:name="mcqs-4"/>
+    <w:bookmarkEnd w:id="49"/>
+    <w:bookmarkStart w:id="50" w:name="mcqs-5"/>
     <w:p>
       <w:pPr>
         <w:pStyle w:val="Heading3"/>
@@ -2758,7 +4353,7 @@
         <w:pStyle w:val="Compact"/>
         <w:numPr>
           <w:ilvl w:val="0"/>
-          <w:numId w:val="1012"/>
+          <w:numId w:val="1016"/>
         </w:numPr>
       </w:pPr>
       <w:r>
@@ -2786,7 +4381,7 @@
         <w:pStyle w:val="Compact"/>
         <w:numPr>
           <w:ilvl w:val="0"/>
-          <w:numId w:val="1012"/>
+          <w:numId w:val="1016"/>
         </w:numPr>
       </w:pPr>
       <w:r>
@@ -2816,37 +4411,24 @@
         </w:pict>
       </w:r>
     </w:p>
-    <w:bookmarkEnd w:id="43"/>
-    <w:bookmarkEnd w:id="44"/>
-    <w:bookmarkStart w:id="45" w:name="module-7-concept-review-one-page"/>
+    <w:bookmarkEnd w:id="50"/>
+    <w:bookmarkEnd w:id="51"/>
+    <w:bookmarkStart w:id="58" w:name="Xc6fdc59f04bc814dd62e0ca1a4dd67830da5289"/>
     <w:p>
       <w:pPr>
         <w:pStyle w:val="Heading2"/>
       </w:pPr>
       <w:r>
-        <w:t xml:space="preserve">Module 7 — Concept Review (one page)</w:t>
-      </w:r>
-    </w:p>
-    <w:p>
-      <w:pPr>
-        <w:pStyle w:val="Compact"/>
-        <w:numPr>
-          <w:ilvl w:val="0"/>
-          <w:numId w:val="1013"/>
-        </w:numPr>
-      </w:pPr>
-      <w:r>
-        <w:rPr>
-          <w:b/>
-          <w:bCs/>
-        </w:rPr>
-        <w:t xml:space="preserve">Hash table</w:t>
-      </w:r>
-      <w:r>
-        <w:t xml:space="preserve"> </w:t>
-      </w:r>
-      <w:r>
-        <w:t xml:space="preserve">= buckets + hash function;</w:t>
+        <w:t xml:space="preserve">7.6 Consistent Hashing (a system-design tie-in)</w:t>
+      </w:r>
+    </w:p>
+    <w:bookmarkStart w:id="52" w:name="the-problem-with-plain-hashkey-n"/>
+    <w:p>
+      <w:pPr>
+        <w:pStyle w:val="Heading3"/>
+      </w:pPr>
+      <w:r>
+        <w:t xml:space="preserve">The problem with plain</w:t>
       </w:r>
       <w:r>
         <w:t xml:space="preserve"> </w:t>
@@ -2855,598 +4437,507 @@
         <w:rPr>
           <w:rStyle w:val="VerbatimChar"/>
         </w:rPr>
-        <w:t xml:space="preserve">index = hash(key) % size</w:t>
-      </w:r>
-      <w:r>
-        <w:t xml:space="preserve">;</w:t>
-      </w:r>
-      <w:r>
-        <w:t xml:space="preserve"> </w:t>
-      </w:r>
-      <w:r>
-        <w:rPr>
-          <w:b/>
-          <w:bCs/>
-        </w:rPr>
-        <w:t xml:space="preserve">O(1)</w:t>
-      </w:r>
-      <w:r>
-        <w:rPr>
-          <w:b/>
-          <w:bCs/>
-        </w:rPr>
-        <w:t xml:space="preserve"> </w:t>
-      </w:r>
-      <w:r>
-        <w:rPr>
-          <w:b/>
-          <w:bCs/>
-        </w:rPr>
-        <w:t xml:space="preserve">average</w:t>
-      </w:r>
-      <w:r>
-        <w:t xml:space="preserve">, O(n) worst.</w:t>
-      </w:r>
-    </w:p>
-    <w:p>
-      <w:pPr>
-        <w:pStyle w:val="Compact"/>
-        <w:numPr>
-          <w:ilvl w:val="0"/>
-          <w:numId w:val="1013"/>
-        </w:numPr>
-      </w:pPr>
-      <w:r>
-        <w:rPr>
-          <w:b/>
-          <w:bCs/>
-        </w:rPr>
-        <w:t xml:space="preserve">Good hash</w:t>
-      </w:r>
-      <w:r>
-        <w:t xml:space="preserve"> </w:t>
-      </w:r>
-      <w:r>
-        <w:t xml:space="preserve">= deterministic, uniform, fast.</w:t>
-      </w:r>
-    </w:p>
-    <w:p>
-      <w:pPr>
-        <w:pStyle w:val="Compact"/>
-        <w:numPr>
-          <w:ilvl w:val="0"/>
-          <w:numId w:val="1013"/>
-        </w:numPr>
-      </w:pPr>
-      <w:r>
-        <w:rPr>
-          <w:b/>
-          <w:bCs/>
-        </w:rPr>
-        <w:t xml:space="preserve">Collisions:</w:t>
-      </w:r>
-      <w:r>
-        <w:t xml:space="preserve"> </w:t>
-      </w:r>
-      <w:r>
-        <w:rPr>
-          <w:b/>
-          <w:bCs/>
-        </w:rPr>
-        <w:t xml:space="preserve">chaining</w:t>
-      </w:r>
-      <w:r>
-        <w:t xml:space="preserve"> </w:t>
-      </w:r>
-      <w:r>
-        <w:t xml:space="preserve">(bucket = list; cache-poor, high-load-friendly) vs</w:t>
-      </w:r>
-      <w:r>
-        <w:t xml:space="preserve"> </w:t>
-      </w:r>
-      <w:r>
-        <w:rPr>
-          <w:b/>
-          <w:bCs/>
-        </w:rPr>
-        <w:t xml:space="preserve">open addressing</w:t>
-      </w:r>
-      <w:r>
-        <w:t xml:space="preserve"> </w:t>
-      </w:r>
-      <w:r>
-        <w:t xml:space="preserve">(in-array probing; cache-good, needs tombstones, keep</w:t>
-      </w:r>
-      <w:r>
-        <w:t xml:space="preserve"> </w:t>
-      </w:r>
-      <w:r>
-        <w:t xml:space="preserve">α&lt;0.7).</w:t>
-      </w:r>
-    </w:p>
-    <w:p>
-      <w:pPr>
-        <w:pStyle w:val="Compact"/>
-        <w:numPr>
-          <w:ilvl w:val="0"/>
-          <w:numId w:val="1013"/>
-        </w:numPr>
-      </w:pPr>
-      <w:r>
-        <w:rPr>
-          <w:b/>
-          <w:bCs/>
-        </w:rPr>
-        <w:t xml:space="preserve">Load factor</w:t>
-      </w:r>
-      <w:r>
-        <w:t xml:space="preserve"> </w:t>
-      </w:r>
-      <w:r>
-        <w:t xml:space="preserve">α = items/buckets; high α →</w:t>
-      </w:r>
-      <w:r>
-        <w:t xml:space="preserve"> </w:t>
-      </w:r>
-      <w:r>
-        <w:rPr>
-          <w:b/>
-          <w:bCs/>
-        </w:rPr>
-        <w:t xml:space="preserve">rehash</w:t>
-      </w:r>
-      <w:r>
-        <w:t xml:space="preserve"> </w:t>
-      </w:r>
-      <w:r>
-        <w:t xml:space="preserve">(2× + re-insert),</w:t>
-      </w:r>
-      <w:r>
-        <w:t xml:space="preserve"> </w:t>
-      </w:r>
-      <w:r>
-        <w:t xml:space="preserve">amortised O(1).</w:t>
-      </w:r>
-    </w:p>
-    <w:p>
-      <w:pPr>
-        <w:pStyle w:val="Compact"/>
-        <w:numPr>
-          <w:ilvl w:val="0"/>
-          <w:numId w:val="1013"/>
-        </w:numPr>
-      </w:pPr>
-      <w:r>
-        <w:rPr>
-          <w:b/>
-          <w:bCs/>
-        </w:rPr>
-        <w:t xml:space="preserve">Applications:</w:t>
-      </w:r>
-      <w:r>
-        <w:t xml:space="preserve"> </w:t>
-      </w:r>
-      <w:r>
-        <w:t xml:space="preserve">the universal</w:t>
-      </w:r>
-      <w:r>
-        <w:t xml:space="preserve"> </w:t>
-      </w:r>
-      <w:r>
-        <w:t xml:space="preserve">“O(n²) → O(n)”</w:t>
-      </w:r>
-      <w:r>
-        <w:t xml:space="preserve"> </w:t>
-      </w:r>
-      <w:r>
-        <w:t xml:space="preserve">tool — Two Sum, anagrams,</w:t>
-      </w:r>
-      <w:r>
-        <w:t xml:space="preserve"> </w:t>
-      </w:r>
-      <w:r>
-        <w:t xml:space="preserve">subarray-sum-k (prefix+map), frequency, LRU.</w:t>
-      </w:r>
-    </w:p>
-    <w:p>
-      <w:pPr>
-        <w:pStyle w:val="Compact"/>
-        <w:numPr>
-          <w:ilvl w:val="0"/>
-          <w:numId w:val="1013"/>
-        </w:numPr>
-      </w:pPr>
-      <w:r>
-        <w:rPr>
-          <w:b/>
-          <w:bCs/>
-        </w:rPr>
-        <w:t xml:space="preserve">Bloom filter</w:t>
-      </w:r>
-      <w:r>
-        <w:t xml:space="preserve"> </w:t>
-      </w:r>
-      <w:r>
-        <w:t xml:space="preserve">= bit-array,</w:t>
-      </w:r>
-      <w:r>
-        <w:t xml:space="preserve"> </w:t>
-      </w:r>
-      <w:r>
-        <w:t xml:space="preserve">“definitely no / maybe yes”</w:t>
-      </w:r>
-      <w:r>
-        <w:t xml:space="preserve">, false positives only.</w:t>
-      </w:r>
-    </w:p>
-    <w:bookmarkEnd w:id="45"/>
-    <w:bookmarkStart w:id="46" w:name="module-7-flash-cards"/>
-    <w:p>
-      <w:pPr>
-        <w:pStyle w:val="Heading2"/>
-      </w:pPr>
-      <w:r>
-        <w:t xml:space="preserve">Module 7 — Flash Cards</w:t>
-      </w:r>
-    </w:p>
-    <w:p>
-      <w:pPr>
-        <w:pStyle w:val="Compact"/>
-        <w:numPr>
-          <w:ilvl w:val="0"/>
-          <w:numId w:val="1014"/>
-        </w:numPr>
-      </w:pPr>
-      <w:r>
-        <w:t xml:space="preserve">Q: Hash table average op cost &amp; worst?</w:t>
-      </w:r>
-      <w:r>
-        <w:t xml:space="preserve"> </w:t>
-      </w:r>
-      <w:r>
-        <w:rPr>
-          <w:b/>
-          <w:bCs/>
-        </w:rPr>
-        <w:t xml:space="preserve">A: O(1) / O(n).</w:t>
-      </w:r>
-    </w:p>
-    <w:p>
-      <w:pPr>
-        <w:pStyle w:val="Compact"/>
-        <w:numPr>
-          <w:ilvl w:val="0"/>
-          <w:numId w:val="1014"/>
-        </w:numPr>
-      </w:pPr>
-      <w:r>
-        <w:t xml:space="preserve">Q: Two collision strategies?</w:t>
-      </w:r>
-      <w:r>
-        <w:t xml:space="preserve"> </w:t>
-      </w:r>
-      <w:r>
-        <w:rPr>
-          <w:b/>
-          <w:bCs/>
-        </w:rPr>
-        <w:t xml:space="preserve">A: chaining, open addressing.</w:t>
-      </w:r>
-    </w:p>
-    <w:p>
-      <w:pPr>
-        <w:pStyle w:val="Compact"/>
-        <w:numPr>
-          <w:ilvl w:val="0"/>
-          <w:numId w:val="1014"/>
-        </w:numPr>
-      </w:pPr>
-      <w:r>
-        <w:t xml:space="preserve">Q: Why tombstones?</w:t>
-      </w:r>
-      <w:r>
-        <w:t xml:space="preserve"> </w:t>
-      </w:r>
-      <w:r>
-        <w:rPr>
-          <w:b/>
-          <w:bCs/>
-        </w:rPr>
-        <w:t xml:space="preserve">A: keep probe chains intact after deletes.</w:t>
-      </w:r>
-    </w:p>
-    <w:p>
-      <w:pPr>
-        <w:pStyle w:val="Compact"/>
-        <w:numPr>
-          <w:ilvl w:val="0"/>
-          <w:numId w:val="1014"/>
-        </w:numPr>
-      </w:pPr>
-      <w:r>
-        <w:t xml:space="preserve">Q: Load factor &amp; action when high?</w:t>
-      </w:r>
-      <w:r>
-        <w:t xml:space="preserve"> </w:t>
-      </w:r>
-      <w:r>
-        <w:rPr>
-          <w:b/>
-          <w:bCs/>
-        </w:rPr>
-        <w:t xml:space="preserve">A: items/buckets; rehash (grow + re-insert).</w:t>
-      </w:r>
-    </w:p>
-    <w:p>
-      <w:pPr>
-        <w:pStyle w:val="Compact"/>
-        <w:numPr>
-          <w:ilvl w:val="0"/>
-          <w:numId w:val="1014"/>
-        </w:numPr>
-      </w:pPr>
-      <w:r>
-        <w:t xml:space="preserve">Q: Two Sum optimal?</w:t>
-      </w:r>
-      <w:r>
-        <w:t xml:space="preserve"> </w:t>
-      </w:r>
-      <w:r>
-        <w:rPr>
-          <w:b/>
-          <w:bCs/>
-        </w:rPr>
-        <w:t xml:space="preserve">A: hashmap of seen, O(n).</w:t>
-      </w:r>
-    </w:p>
-    <w:p>
-      <w:pPr>
-        <w:pStyle w:val="Compact"/>
-        <w:numPr>
-          <w:ilvl w:val="0"/>
-          <w:numId w:val="1014"/>
-        </w:numPr>
-      </w:pPr>
-      <w:r>
-        <w:t xml:space="preserve">Q: Subarray sum = k?</w:t>
-      </w:r>
-      <w:r>
-        <w:t xml:space="preserve"> </w:t>
-      </w:r>
-      <w:r>
-        <w:rPr>
-          <w:b/>
-          <w:bCs/>
-        </w:rPr>
-        <w:t xml:space="preserve">A: prefix sum + hashmap.</w:t>
-      </w:r>
-    </w:p>
-    <w:p>
-      <w:pPr>
-        <w:pStyle w:val="Compact"/>
-        <w:numPr>
-          <w:ilvl w:val="0"/>
-          <w:numId w:val="1014"/>
-        </w:numPr>
-      </w:pPr>
-      <w:r>
-        <w:t xml:space="preserve">Q: Bloom filter error?</w:t>
-      </w:r>
-      <w:r>
-        <w:t xml:space="preserve"> </w:t>
-      </w:r>
-      <w:r>
-        <w:rPr>
-          <w:b/>
-          <w:bCs/>
-        </w:rPr>
-        <w:t xml:space="preserve">A: false positives only, never false negatives.</w:t>
-      </w:r>
-    </w:p>
-    <w:bookmarkEnd w:id="46"/>
-    <w:bookmarkStart w:id="47" w:name="module-7-pattern-recognition"/>
-    <w:p>
-      <w:pPr>
-        <w:pStyle w:val="Heading2"/>
-      </w:pPr>
-      <w:r>
-        <w:t xml:space="preserve">Module 7 — Pattern Recognition</w:t>
-      </w:r>
-    </w:p>
-    <w:p>
-      <w:pPr>
-        <w:pStyle w:val="Compact"/>
-        <w:numPr>
-          <w:ilvl w:val="0"/>
-          <w:numId w:val="1015"/>
-        </w:numPr>
-      </w:pPr>
-      <w:r>
-        <w:t xml:space="preserve">“Find a pair / complement / duplicate / count”</w:t>
-      </w:r>
-      <w:r>
-        <w:t xml:space="preserve"> </w:t>
-      </w:r>
-      <w:r>
-        <w:t xml:space="preserve">→</w:t>
-      </w:r>
-      <w:r>
-        <w:t xml:space="preserve"> </w:t>
-      </w:r>
-      <w:r>
-        <w:rPr>
-          <w:b/>
-          <w:bCs/>
-        </w:rPr>
-        <w:t xml:space="preserve">hashmap / hashset</w:t>
+        <w:t xml:space="preserve">hash(key) % N</w:t>
+      </w:r>
+    </w:p>
+    <w:p>
+      <w:pPr>
+        <w:pStyle w:val="FirstParagraph"/>
+      </w:pPr>
+      <w:r>
+        <w:t xml:space="preserve">To spread keys over</w:t>
+      </w:r>
+      <w:r>
+        <w:t xml:space="preserve"> </w:t>
+      </w:r>
+      <w:r>
+        <w:rPr>
+          <w:b/>
+          <w:bCs/>
+        </w:rPr>
+        <w:t xml:space="preserve">N servers</w:t>
+      </w:r>
+      <w:r>
+        <w:t xml:space="preserve">, the obvious rule is</w:t>
+      </w:r>
+      <w:r>
+        <w:t xml:space="preserve"> </w:t>
+      </w:r>
+      <w:r>
+        <w:rPr>
+          <w:rStyle w:val="VerbatimChar"/>
+        </w:rPr>
+        <w:t xml:space="preserve">server = hash(key) % N</w:t>
       </w:r>
       <w:r>
         <w:t xml:space="preserve">.</w:t>
       </w:r>
-    </w:p>
-    <w:p>
-      <w:pPr>
-        <w:pStyle w:val="Compact"/>
-        <w:numPr>
-          <w:ilvl w:val="0"/>
-          <w:numId w:val="1015"/>
-        </w:numPr>
-      </w:pPr>
-      <w:r>
-        <w:t xml:space="preserve">“Subarray/substring sum or count = k”</w:t>
-      </w:r>
-      <w:r>
-        <w:t xml:space="preserve"> </w:t>
-      </w:r>
-      <w:r>
-        <w:t xml:space="preserve">→</w:t>
-      </w:r>
-      <w:r>
-        <w:t xml:space="preserve"> </w:t>
-      </w:r>
-      <w:r>
-        <w:rPr>
-          <w:b/>
-          <w:bCs/>
-        </w:rPr>
-        <w:t xml:space="preserve">prefix sum + hashmap</w:t>
-      </w:r>
-      <w:r>
-        <w:t xml:space="preserve">.</w:t>
-      </w:r>
-    </w:p>
-    <w:p>
-      <w:pPr>
-        <w:pStyle w:val="Compact"/>
-        <w:numPr>
-          <w:ilvl w:val="0"/>
-          <w:numId w:val="1015"/>
-        </w:numPr>
-      </w:pPr>
-      <w:r>
-        <w:t xml:space="preserve">“Group things by a signature”</w:t>
-      </w:r>
-      <w:r>
-        <w:t xml:space="preserve"> </w:t>
-      </w:r>
-      <w:r>
-        <w:t xml:space="preserve">→</w:t>
-      </w:r>
-      <w:r>
-        <w:t xml:space="preserve"> </w:t>
-      </w:r>
-      <w:r>
-        <w:rPr>
-          <w:b/>
-          <w:bCs/>
-        </w:rPr>
-        <w:t xml:space="preserve">hashmap keyed by the signature</w:t>
-      </w:r>
-      <w:r>
-        <w:t xml:space="preserve">.</w:t>
-      </w:r>
-    </w:p>
-    <w:p>
-      <w:pPr>
-        <w:pStyle w:val="Compact"/>
-        <w:numPr>
-          <w:ilvl w:val="0"/>
-          <w:numId w:val="1015"/>
-        </w:numPr>
-      </w:pPr>
-      <w:r>
-        <w:t xml:space="preserve">“Need O(1) get/put with recency”</w:t>
-      </w:r>
-      <w:r>
-        <w:t xml:space="preserve"> </w:t>
-      </w:r>
-      <w:r>
-        <w:t xml:space="preserve">→</w:t>
-      </w:r>
-      <w:r>
-        <w:t xml:space="preserve"> </w:t>
-      </w:r>
-      <w:r>
-        <w:rPr>
-          <w:b/>
-          <w:bCs/>
-        </w:rPr>
-        <w:t xml:space="preserve">hashmap + linked list (LRU)</w:t>
-      </w:r>
-      <w:r>
-        <w:t xml:space="preserve">.</w:t>
-      </w:r>
-    </w:p>
-    <w:p>
-      <w:pPr>
-        <w:pStyle w:val="Compact"/>
-        <w:numPr>
-          <w:ilvl w:val="0"/>
-          <w:numId w:val="1015"/>
-        </w:numPr>
-      </w:pPr>
-      <w:r>
-        <w:t xml:space="preserve">“Huge set, only need</w:t>
-      </w:r>
-      <w:r>
-        <w:t xml:space="preserve"> </w:t>
-      </w:r>
-      <w:r>
-        <w:t xml:space="preserve">‘probably present’</w:t>
-      </w:r>
-      <w:r>
-        <w:t xml:space="preserve">”</w:t>
-      </w:r>
-      <w:r>
-        <w:t xml:space="preserve"> </w:t>
-      </w:r>
-      <w:r>
-        <w:t xml:space="preserve">→</w:t>
-      </w:r>
-      <w:r>
-        <w:t xml:space="preserve"> </w:t>
-      </w:r>
-      <w:r>
-        <w:rPr>
-          <w:b/>
-          <w:bCs/>
-        </w:rPr>
-        <w:t xml:space="preserve">Bloom filter</w:t>
-      </w:r>
-      <w:r>
-        <w:t xml:space="preserve">.</w:t>
-      </w:r>
-    </w:p>
-    <w:bookmarkEnd w:id="47"/>
-    <w:bookmarkStart w:id="48" w:name="X579e819d3bc875ee09b9f011d836e47d897d213"/>
-    <w:p>
-      <w:pPr>
-        <w:pStyle w:val="Heading2"/>
-      </w:pPr>
-      <w:r>
-        <w:t xml:space="preserve">Module 7 — Interview Questions (with follow-ups)</w:t>
-      </w:r>
-    </w:p>
-    <w:p>
-      <w:pPr>
-        <w:pStyle w:val="Compact"/>
-        <w:numPr>
-          <w:ilvl w:val="0"/>
-          <w:numId w:val="1016"/>
-        </w:numPr>
-      </w:pPr>
+      <w:r>
+        <w:t xml:space="preserve"> </w:t>
+      </w:r>
+      <w:r>
+        <w:t xml:space="preserve">It works — until</w:t>
+      </w:r>
+      <w:r>
+        <w:t xml:space="preserve"> </w:t>
+      </w:r>
+      <w:r>
+        <w:rPr>
+          <w:rStyle w:val="VerbatimChar"/>
+        </w:rPr>
+        <w:t xml:space="preserve">N</w:t>
+      </w:r>
+      <w:r>
+        <w:t xml:space="preserve"> </w:t>
+      </w:r>
+      <w:r>
+        <w:t xml:space="preserve">changes. Add or remove</w:t>
+      </w:r>
+      <w:r>
+        <w:t xml:space="preserve"> </w:t>
+      </w:r>
+      <w:r>
+        <w:rPr>
+          <w:b/>
+          <w:bCs/>
+        </w:rPr>
+        <w:t xml:space="preserve">one</w:t>
+      </w:r>
+      <w:r>
+        <w:t xml:space="preserve"> </w:t>
+      </w:r>
+      <w:r>
+        <w:t xml:space="preserve">server and</w:t>
+      </w:r>
+      <w:r>
+        <w:t xml:space="preserve"> </w:t>
+      </w:r>
+      <w:r>
+        <w:rPr>
+          <w:rStyle w:val="VerbatimChar"/>
+        </w:rPr>
+        <w:t xml:space="preserve">N</w:t>
+      </w:r>
+      <w:r>
+        <w:t xml:space="preserve"> </w:t>
+      </w:r>
+      <w:r>
+        <w:t xml:space="preserve">changes, so</w:t>
+      </w:r>
+      <w:r>
+        <w:t xml:space="preserve"> </w:t>
+      </w:r>
+      <w:r>
+        <w:rPr>
+          <w:rStyle w:val="VerbatimChar"/>
+        </w:rPr>
+        <w:t xml:space="preserve">% N</w:t>
+      </w:r>
+      <w:r>
+        <w:t xml:space="preserve"> </w:t>
+      </w:r>
+      <w:r>
+        <w:t xml:space="preserve">remaps</w:t>
+      </w:r>
+      <w:r>
+        <w:t xml:space="preserve"> </w:t>
+      </w:r>
+      <w:r>
+        <w:rPr>
+          <w:b/>
+          <w:bCs/>
+        </w:rPr>
+        <w:t xml:space="preserve">almost every key</w:t>
+      </w:r>
+      <w:r>
+        <w:t xml:space="preserve"> </w:t>
+      </w:r>
+      <w:r>
+        <w:t xml:space="preserve">→ a massive, cache-busting data reshuffle. In a</w:t>
+      </w:r>
+      <w:r>
+        <w:t xml:space="preserve"> </w:t>
+      </w:r>
+      <w:r>
+        <w:t xml:space="preserve">distributed cache or database that is catastrophic.</w:t>
+      </w:r>
+    </w:p>
+    <w:bookmarkEnd w:id="52"/>
+    <w:bookmarkStart w:id="56" w:name="the-idea-a-hash-ring"/>
+    <w:p>
+      <w:pPr>
+        <w:pStyle w:val="Heading3"/>
+      </w:pPr>
+      <w:r>
+        <w:t xml:space="preserve">The idea — a hash ring</w:t>
+      </w:r>
+    </w:p>
+    <w:p>
+      <w:pPr>
+        <w:pStyle w:val="FirstParagraph"/>
+      </w:pPr>
+      <w:r>
+        <w:rPr>
+          <w:b/>
+          <w:bCs/>
+        </w:rPr>
+        <w:t xml:space="preserve">Consistent hashing</w:t>
+      </w:r>
+      <w:r>
+        <w:t xml:space="preserve"> </w:t>
+      </w:r>
+      <w:r>
+        <w:t xml:space="preserve">hashes both</w:t>
+      </w:r>
+      <w:r>
+        <w:t xml:space="preserve"> </w:t>
+      </w:r>
+      <w:r>
+        <w:rPr>
+          <w:b/>
+          <w:bCs/>
+        </w:rPr>
+        <w:t xml:space="preserve">keys</w:t>
+      </w:r>
+      <w:r>
+        <w:t xml:space="preserve"> </w:t>
+      </w:r>
+      <w:r>
+        <w:t xml:space="preserve">and</w:t>
+      </w:r>
+      <w:r>
+        <w:t xml:space="preserve"> </w:t>
+      </w:r>
+      <w:r>
+        <w:rPr>
+          <w:b/>
+          <w:bCs/>
+        </w:rPr>
+        <w:t xml:space="preserve">servers</w:t>
+      </w:r>
+      <w:r>
+        <w:t xml:space="preserve"> </w:t>
+      </w:r>
+      <w:r>
+        <w:t xml:space="preserve">onto the same circle</w:t>
+      </w:r>
+      <w:r>
+        <w:t xml:space="preserve"> </w:t>
+      </w:r>
+      <w:r>
+        <w:t xml:space="preserve">(0 … 2³²−1). A key belongs to the</w:t>
+      </w:r>
+      <w:r>
+        <w:t xml:space="preserve"> </w:t>
+      </w:r>
+      <w:r>
+        <w:rPr>
+          <w:b/>
+          <w:bCs/>
+        </w:rPr>
+        <w:t xml:space="preserve">first server found clockwise</w:t>
+      </w:r>
+      <w:r>
+        <w:t xml:space="preserve"> </w:t>
+      </w:r>
+      <w:r>
+        <w:t xml:space="preserve">from the key’s</w:t>
+      </w:r>
+      <w:r>
+        <w:t xml:space="preserve"> </w:t>
+      </w:r>
+      <w:r>
+        <w:t xml:space="preserve">position. Now adding/removing a server only moves the keys</w:t>
+      </w:r>
+      <w:r>
+        <w:t xml:space="preserve"> </w:t>
+      </w:r>
+      <w:r>
+        <w:rPr>
+          <w:b/>
+          <w:bCs/>
+        </w:rPr>
+        <w:t xml:space="preserve">between it and its</w:t>
+      </w:r>
+      <w:r>
+        <w:rPr>
+          <w:b/>
+          <w:bCs/>
+        </w:rPr>
+        <w:t xml:space="preserve"> </w:t>
+      </w:r>
+      <w:r>
+        <w:rPr>
+          <w:b/>
+          <w:bCs/>
+        </w:rPr>
+        <w:t xml:space="preserve">neighbour</w:t>
+      </w:r>
+      <w:r>
+        <w:t xml:space="preserve"> </w:t>
+      </w:r>
+      <w:r>
+        <w:t xml:space="preserve">— on average just</w:t>
+      </w:r>
+      <w:r>
+        <w:t xml:space="preserve"> </w:t>
+      </w:r>
+      <w:r>
+        <w:rPr>
+          <w:b/>
+          <w:bCs/>
+        </w:rPr>
+        <w:t xml:space="preserve">1/N of the keys</w:t>
+      </w:r>
+      <w:r>
+        <w:t xml:space="preserve">, not all of them.</w:t>
+      </w:r>
+    </w:p>
+    <w:p>
+      <w:pPr>
+        <w:pStyle w:val="CaptionedFigure"/>
+      </w:pPr>
+      <w:r>
+        <w:drawing>
+          <wp:inline>
+            <wp:extent cx="5334000" cy="2750170"/>
+            <wp:effectExtent b="0" l="0" r="0" t="0"/>
+            <wp:docPr descr="Consistent hashing ring: keys and servers hash onto a circle; each key goes to the next server clockwise, so adding a node moves only a small slice of keys." title="" id="54" name="Picture"/>
+            <a:graphic>
+              <a:graphicData uri="http://schemas.openxmlformats.org/drawingml/2006/picture">
+                <pic:pic>
+                  <pic:nvPicPr>
+                    <pic:cNvPr descr="images/171_consistent_hashing.png" id="55" name="Picture"/>
+                    <pic:cNvPicPr>
+                      <a:picLocks noChangeArrowheads="1" noChangeAspect="1"/>
+                    </pic:cNvPicPr>
+                  </pic:nvPicPr>
+                  <pic:blipFill>
+                    <a:blip r:embed="rId53"/>
+                    <a:stretch>
+                      <a:fillRect/>
+                    </a:stretch>
+                  </pic:blipFill>
+                  <pic:spPr bwMode="auto">
+                    <a:xfrm>
+                      <a:off x="0" y="0"/>
+                      <a:ext cx="5334000" cy="2750170"/>
+                    </a:xfrm>
+                    <a:prstGeom prst="rect">
+                      <a:avLst/>
+                    </a:prstGeom>
+                    <a:noFill/>
+                    <a:ln w="9525">
+                      <a:noFill/>
+                      <a:headEnd/>
+                      <a:tailEnd/>
+                    </a:ln>
+                  </pic:spPr>
+                </pic:pic>
+              </a:graphicData>
+            </a:graphic>
+          </wp:inline>
+        </w:drawing>
+      </w:r>
+    </w:p>
+    <w:p>
+      <w:pPr>
+        <w:pStyle w:val="ImageCaption"/>
+      </w:pPr>
+      <w:r>
+        <w:t xml:space="preserve">Consistent hashing ring: keys and servers hash onto a circle; each key goes to the next server clockwise, so adding a node moves only a small slice of keys.</w:t>
+      </w:r>
+    </w:p>
+    <w:p>
+      <w:pPr>
+        <w:pStyle w:val="Compact"/>
+        <w:numPr>
+          <w:ilvl w:val="0"/>
+          <w:numId w:val="1017"/>
+        </w:numPr>
+      </w:pPr>
+      <w:r>
+        <w:rPr>
+          <w:b/>
+          <w:bCs/>
+        </w:rPr>
+        <w:t xml:space="preserve">Virtual nodes:</w:t>
+      </w:r>
+      <w:r>
+        <w:t xml:space="preserve"> </w:t>
+      </w:r>
+      <w:r>
+        <w:t xml:space="preserve">place each physical server at</w:t>
+      </w:r>
+      <w:r>
+        <w:t xml:space="preserve"> </w:t>
+      </w:r>
+      <w:r>
+        <w:rPr>
+          <w:b/>
+          <w:bCs/>
+        </w:rPr>
+        <w:t xml:space="preserve">many</w:t>
+      </w:r>
+      <w:r>
+        <w:t xml:space="preserve"> </w:t>
+      </w:r>
+      <w:r>
+        <w:t xml:space="preserve">points on the ring</w:t>
+      </w:r>
+      <w:r>
+        <w:t xml:space="preserve"> </w:t>
+      </w:r>
+      <w:r>
+        <w:t xml:space="preserve">(e.g. 100 virtual copies) so load spreads</w:t>
+      </w:r>
+      <w:r>
+        <w:t xml:space="preserve"> </w:t>
+      </w:r>
+      <w:r>
+        <w:rPr>
+          <w:b/>
+          <w:bCs/>
+        </w:rPr>
+        <w:t xml:space="preserve">evenly</w:t>
+      </w:r>
+      <w:r>
+        <w:t xml:space="preserve"> </w:t>
+      </w:r>
+      <w:r>
+        <w:t xml:space="preserve">and removing a server</w:t>
+      </w:r>
+      <w:r>
+        <w:t xml:space="preserve"> </w:t>
+      </w:r>
+      <w:r>
+        <w:t xml:space="preserve">redistributes its keys across</w:t>
+      </w:r>
+      <w:r>
+        <w:t xml:space="preserve"> </w:t>
+      </w:r>
       <w:r>
         <w:rPr>
           <w:i/>
           <w:iCs/>
         </w:rPr>
-        <w:t xml:space="preserve">Two Sum.</w:t>
-      </w:r>
-      <w:r>
-        <w:t xml:space="preserve"> </w:t>
-      </w:r>
-      <w:r>
-        <w:t xml:space="preserve">FU:</w:t>
+        <w:t xml:space="preserve">many</w:t>
+      </w:r>
+      <w:r>
+        <w:t xml:space="preserve"> </w:t>
+      </w:r>
+      <w:r>
+        <w:t xml:space="preserve">others, not one unlucky neighbour.</w:t>
+      </w:r>
+    </w:p>
+    <w:p>
+      <w:pPr>
+        <w:pStyle w:val="Compact"/>
+        <w:numPr>
+          <w:ilvl w:val="0"/>
+          <w:numId w:val="1017"/>
+        </w:numPr>
+      </w:pPr>
+      <w:r>
+        <w:rPr>
+          <w:b/>
+          <w:bCs/>
+        </w:rPr>
+        <w:t xml:space="preserve">Where it is used:</w:t>
+      </w:r>
+      <w:r>
+        <w:t xml:space="preserve"> </w:t>
+      </w:r>
+      <w:r>
+        <w:t xml:space="preserve">Amazon</w:t>
+      </w:r>
+      <w:r>
+        <w:t xml:space="preserve"> </w:t>
+      </w:r>
+      <w:r>
+        <w:rPr>
+          <w:b/>
+          <w:bCs/>
+        </w:rPr>
+        <w:t xml:space="preserve">DynamoDB</w:t>
+      </w:r>
+      <w:r>
+        <w:t xml:space="preserve">,</w:t>
+      </w:r>
+      <w:r>
+        <w:t xml:space="preserve"> </w:t>
+      </w:r>
+      <w:r>
+        <w:rPr>
+          <w:b/>
+          <w:bCs/>
+        </w:rPr>
+        <w:t xml:space="preserve">Cassandra</w:t>
+      </w:r>
+      <w:r>
+        <w:t xml:space="preserve">,</w:t>
+      </w:r>
+      <w:r>
+        <w:t xml:space="preserve"> </w:t>
+      </w:r>
+      <w:r>
+        <w:rPr>
+          <w:b/>
+          <w:bCs/>
+        </w:rPr>
+        <w:t xml:space="preserve">memcached</w:t>
+      </w:r>
+      <w:r>
+        <w:t xml:space="preserve"> </w:t>
+      </w:r>
+      <w:r>
+        <w:t xml:space="preserve">clients, and load balancers — anywhere nodes join/leave and you want minimal</w:t>
+      </w:r>
+      <w:r>
+        <w:t xml:space="preserve"> </w:t>
+      </w:r>
+      <w:r>
+        <w:t xml:space="preserve">data movement.</w:t>
+      </w:r>
+    </w:p>
+    <w:p>
+      <w:pPr>
+        <w:pStyle w:val="BlockText"/>
+      </w:pPr>
+      <w:r>
+        <w:rPr>
+          <w:b/>
+          <w:bCs/>
+        </w:rPr>
+        <w:t xml:space="preserve">Memory hook:</w:t>
+      </w:r>
+      <w:r>
+        <w:t xml:space="preserve"> </w:t>
+      </w:r>
+      <w:r>
+        <w:t xml:space="preserve">a</w:t>
+      </w:r>
+      <w:r>
+        <w:t xml:space="preserve"> </w:t>
+      </w:r>
+      <w:r>
+        <w:rPr>
+          <w:b/>
+          <w:bCs/>
+        </w:rPr>
+        <w:t xml:space="preserve">clock face</w:t>
+      </w:r>
+      <w:r>
+        <w:t xml:space="preserve"> </w:t>
+      </w:r>
+      <w:r>
+        <w:t xml:space="preserve">of servers — a key walks clockwise to the</w:t>
+      </w:r>
+      <w:r>
+        <w:t xml:space="preserve"> </w:t>
+      </w:r>
+      <w:r>
+        <w:t xml:space="preserve">next server. Remove one clock number and only</w:t>
       </w:r>
       <w:r>
         <w:t xml:space="preserve"> </w:t>
@@ -3456,237 +4947,125 @@
           <w:i/>
           <w:iCs/>
         </w:rPr>
-        <w:t xml:space="preserve">what if the array is sorted?</w:t>
-      </w:r>
-      <w:r>
-        <w:t xml:space="preserve"> </w:t>
-      </w:r>
-      <w:r>
-        <w:t xml:space="preserve">→ two pointers (Module 2).</w:t>
-      </w:r>
-    </w:p>
-    <w:p>
-      <w:pPr>
-        <w:pStyle w:val="Compact"/>
-        <w:numPr>
-          <w:ilvl w:val="0"/>
-          <w:numId w:val="1016"/>
-        </w:numPr>
-      </w:pPr>
-      <w:r>
-        <w:rPr>
-          <w:i/>
-          <w:iCs/>
-        </w:rPr>
-        <w:t xml:space="preserve">Design a hashmap from scratch.</w:t>
-      </w:r>
-      <w:r>
-        <w:t xml:space="preserve"> </w:t>
-      </w:r>
-      <w:r>
-        <w:t xml:space="preserve">FU:</w:t>
-      </w:r>
-      <w:r>
-        <w:t xml:space="preserve"> </w:t>
-      </w:r>
-      <w:r>
-        <w:rPr>
-          <w:i/>
-          <w:iCs/>
-        </w:rPr>
-        <w:t xml:space="preserve">collisions? resizing? load factor?</w:t>
-      </w:r>
-    </w:p>
-    <w:p>
-      <w:pPr>
-        <w:pStyle w:val="Compact"/>
-        <w:numPr>
-          <w:ilvl w:val="0"/>
-          <w:numId w:val="1016"/>
-        </w:numPr>
-      </w:pPr>
-      <w:r>
-        <w:rPr>
-          <w:i/>
-          <w:iCs/>
-        </w:rPr>
-        <w:t xml:space="preserve">Subarray sum equals K.</w:t>
-      </w:r>
-      <w:r>
-        <w:t xml:space="preserve"> </w:t>
-      </w:r>
-      <w:r>
-        <w:t xml:space="preserve">FU:</w:t>
-      </w:r>
-      <w:r>
-        <w:t xml:space="preserve"> </w:t>
-      </w:r>
-      <w:r>
-        <w:rPr>
-          <w:i/>
-          <w:iCs/>
-        </w:rPr>
-        <w:t xml:space="preserve">why does prefix-sum + map work?</w:t>
-      </w:r>
-    </w:p>
-    <w:p>
-      <w:pPr>
-        <w:pStyle w:val="Compact"/>
-        <w:numPr>
-          <w:ilvl w:val="0"/>
-          <w:numId w:val="1016"/>
-        </w:numPr>
-      </w:pPr>
-      <w:r>
-        <w:rPr>
-          <w:i/>
-          <w:iCs/>
-        </w:rPr>
-        <w:t xml:space="preserve">When does a hashmap degrade to O(n)?</w:t>
-      </w:r>
-      <w:r>
-        <w:t xml:space="preserve"> </w:t>
-      </w:r>
-      <w:r>
-        <w:t xml:space="preserve">FU:</w:t>
-      </w:r>
-      <w:r>
-        <w:t xml:space="preserve"> </w:t>
-      </w:r>
-      <w:r>
-        <w:rPr>
-          <w:i/>
-          <w:iCs/>
-        </w:rPr>
-        <w:t xml:space="preserve">how to defend (good hash, tree</w:t>
-      </w:r>
-      <w:r>
-        <w:rPr>
-          <w:i/>
-          <w:iCs/>
-        </w:rPr>
-        <w:t xml:space="preserve"> </w:t>
-      </w:r>
-      <w:r>
-        <w:rPr>
-          <w:i/>
-          <w:iCs/>
-        </w:rPr>
-        <w:t xml:space="preserve">buckets)?</w:t>
-      </w:r>
-    </w:p>
-    <w:p>
-      <w:pPr>
-        <w:pStyle w:val="Compact"/>
-        <w:numPr>
-          <w:ilvl w:val="0"/>
-          <w:numId w:val="1016"/>
-        </w:numPr>
-      </w:pPr>
-      <w:r>
-        <w:rPr>
-          <w:i/>
-          <w:iCs/>
-        </w:rPr>
-        <w:t xml:space="preserve">Design a spell-checker / URL dedup at scale.</w:t>
-      </w:r>
-      <w:r>
-        <w:t xml:space="preserve"> </w:t>
-      </w:r>
-      <w:r>
-        <w:t xml:space="preserve">FU:</w:t>
-      </w:r>
-      <w:r>
-        <w:t xml:space="preserve"> </w:t>
-      </w:r>
-      <w:r>
-        <w:rPr>
-          <w:i/>
-          <w:iCs/>
-        </w:rPr>
-        <w:t xml:space="preserve">Bloom filter trade-offs.</w:t>
-      </w:r>
-    </w:p>
-    <w:bookmarkEnd w:id="48"/>
-    <w:bookmarkStart w:id="49" w:name="module-7-gate-sebi-rbi-isro-perspective"/>
-    <w:p>
-      <w:pPr>
-        <w:pStyle w:val="Heading2"/>
-      </w:pPr>
-      <w:r>
-        <w:t xml:space="preserve">Module 7 — GATE / SEBI / RBI / ISRO Perspective</w:t>
-      </w:r>
-    </w:p>
-    <w:p>
-      <w:pPr>
-        <w:pStyle w:val="Compact"/>
-        <w:numPr>
-          <w:ilvl w:val="0"/>
-          <w:numId w:val="1017"/>
-        </w:numPr>
-      </w:pPr>
-      <w:r>
-        <w:rPr>
-          <w:b/>
-          <w:bCs/>
-        </w:rPr>
-        <w:t xml:space="preserve">GATE favourites:</w:t>
-      </w:r>
-      <w:r>
-        <w:t xml:space="preserve"> </w:t>
-      </w:r>
-      <w:r>
-        <w:rPr>
-          <w:b/>
-          <w:bCs/>
-        </w:rPr>
-        <w:t xml:space="preserve">linear/quadratic/double hashing</w:t>
-      </w:r>
-      <w:r>
-        <w:t xml:space="preserve"> </w:t>
-      </w:r>
-      <w:r>
-        <w:t xml:space="preserve">probe sequences (trace</w:t>
-      </w:r>
-      <w:r>
-        <w:t xml:space="preserve"> </w:t>
-      </w:r>
-      <w:r>
-        <w:t xml:space="preserve">where keys land), load factor effects, chaining vs open addressing, and</w:t>
-      </w:r>
-      <w:r>
-        <w:t xml:space="preserve"> </w:t>
-      </w:r>
-      <w:r>
-        <w:t xml:space="preserve">“number of probes”</w:t>
-      </w:r>
-      <w:r>
-        <w:t xml:space="preserve"> </w:t>
-      </w:r>
-      <w:r>
-        <w:t xml:space="preserve">calculations. Very frequently tested.</w:t>
-      </w:r>
-    </w:p>
-    <w:p>
-      <w:pPr>
-        <w:pStyle w:val="Compact"/>
-        <w:numPr>
-          <w:ilvl w:val="0"/>
-          <w:numId w:val="1017"/>
-        </w:numPr>
-      </w:pPr>
-      <w:r>
-        <w:rPr>
-          <w:b/>
-          <w:bCs/>
-        </w:rPr>
-        <w:t xml:space="preserve">SEBI/RBI IT:</w:t>
-      </w:r>
-      <w:r>
-        <w:t xml:space="preserve"> </w:t>
-      </w:r>
-      <w:r>
-        <w:t xml:space="preserve">conceptual MCQs on hashing, collisions, and applications.</w:t>
+        <w:t xml:space="preserve">its</w:t>
+      </w:r>
+      <w:r>
+        <w:t xml:space="preserve"> </w:t>
+      </w:r>
+      <w:r>
+        <w:t xml:space="preserve">slice of time reassigns.</w:t>
+      </w:r>
+    </w:p>
+    <w:bookmarkEnd w:id="56"/>
+    <w:bookmarkStart w:id="57" w:name="mcqs-6"/>
+    <w:p>
+      <w:pPr>
+        <w:pStyle w:val="Heading3"/>
+      </w:pPr>
+      <w:r>
+        <w:t xml:space="preserve">MCQs</w:t>
+      </w:r>
+    </w:p>
+    <w:p>
+      <w:pPr>
+        <w:pStyle w:val="Compact"/>
+        <w:numPr>
+          <w:ilvl w:val="0"/>
+          <w:numId w:val="1018"/>
+        </w:numPr>
+      </w:pPr>
+      <w:r>
+        <w:t xml:space="preserve">Problem with</w:t>
+      </w:r>
+      <w:r>
+        <w:t xml:space="preserve"> </w:t>
+      </w:r>
+      <w:r>
+        <w:rPr>
+          <w:rStyle w:val="VerbatimChar"/>
+        </w:rPr>
+        <w:t xml:space="preserve">hash % N</w:t>
+      </w:r>
+      <w:r>
+        <w:t xml:space="preserve"> </w:t>
+      </w:r>
+      <w:r>
+        <w:t xml:space="preserve">when N changes? →</w:t>
+      </w:r>
+      <w:r>
+        <w:t xml:space="preserve"> </w:t>
+      </w:r>
+      <w:r>
+        <w:rPr>
+          <w:b/>
+          <w:bCs/>
+        </w:rPr>
+        <w:t xml:space="preserve">almost all keys remap</w:t>
+      </w:r>
+      <w:r>
+        <w:t xml:space="preserve"> </w:t>
+      </w:r>
+      <w:r>
+        <w:t xml:space="preserve">(huge</w:t>
+      </w:r>
+      <w:r>
+        <w:t xml:space="preserve"> </w:t>
+      </w:r>
+      <w:r>
+        <w:t xml:space="preserve">reshuffle).</w:t>
+      </w:r>
+    </w:p>
+    <w:p>
+      <w:pPr>
+        <w:pStyle w:val="Compact"/>
+        <w:numPr>
+          <w:ilvl w:val="0"/>
+          <w:numId w:val="1018"/>
+        </w:numPr>
+      </w:pPr>
+      <w:r>
+        <w:t xml:space="preserve">Consistent hashing moves how many keys when a node is added? → about</w:t>
+      </w:r>
+      <w:r>
+        <w:t xml:space="preserve"> </w:t>
+      </w:r>
+      <w:r>
+        <w:rPr>
+          <w:b/>
+          <w:bCs/>
+        </w:rPr>
+        <w:t xml:space="preserve">1/N</w:t>
+      </w:r>
+      <w:r>
+        <w:t xml:space="preserve">.</w:t>
+      </w:r>
+    </w:p>
+    <w:p>
+      <w:pPr>
+        <w:pStyle w:val="Compact"/>
+        <w:numPr>
+          <w:ilvl w:val="0"/>
+          <w:numId w:val="1018"/>
+        </w:numPr>
+      </w:pPr>
+      <w:r>
+        <w:t xml:space="preserve">What are virtual nodes for? →</w:t>
+      </w:r>
+      <w:r>
+        <w:t xml:space="preserve"> </w:t>
+      </w:r>
+      <w:r>
+        <w:rPr>
+          <w:b/>
+          <w:bCs/>
+        </w:rPr>
+        <w:t xml:space="preserve">even load spread</w:t>
+      </w:r>
+      <w:r>
+        <w:t xml:space="preserve"> </w:t>
+      </w:r>
+      <w:r>
+        <w:t xml:space="preserve">across the ring.</w:t>
       </w:r>
     </w:p>
     <w:p>
@@ -3696,48 +5075,1222 @@
         </w:pict>
       </w:r>
     </w:p>
-    <w:p>
-      <w:pPr>
-        <w:pStyle w:val="FirstParagraph"/>
+    <w:bookmarkEnd w:id="57"/>
+    <w:bookmarkEnd w:id="58"/>
+    <w:bookmarkStart w:id="59" w:name="module-7-concept-review-one-page"/>
+    <w:p>
+      <w:pPr>
+        <w:pStyle w:val="Heading2"/>
+      </w:pPr>
+      <w:r>
+        <w:t xml:space="preserve">Module 7 — Concept Review (one page)</w:t>
+      </w:r>
+    </w:p>
+    <w:p>
+      <w:pPr>
+        <w:pStyle w:val="Compact"/>
+        <w:numPr>
+          <w:ilvl w:val="0"/>
+          <w:numId w:val="1019"/>
+        </w:numPr>
+      </w:pPr>
+      <w:r>
+        <w:rPr>
+          <w:b/>
+          <w:bCs/>
+        </w:rPr>
+        <w:t xml:space="preserve">Hash table</w:t>
+      </w:r>
+      <w:r>
+        <w:t xml:space="preserve"> </w:t>
+      </w:r>
+      <w:r>
+        <w:t xml:space="preserve">= buckets + hash function;</w:t>
+      </w:r>
+      <w:r>
+        <w:t xml:space="preserve"> </w:t>
+      </w:r>
+      <w:r>
+        <w:rPr>
+          <w:rStyle w:val="VerbatimChar"/>
+        </w:rPr>
+        <w:t xml:space="preserve">index = hash(key) % size</w:t>
+      </w:r>
+      <w:r>
+        <w:t xml:space="preserve">;</w:t>
+      </w:r>
+      <w:r>
+        <w:t xml:space="preserve"> </w:t>
+      </w:r>
+      <w:r>
+        <w:rPr>
+          <w:b/>
+          <w:bCs/>
+        </w:rPr>
+        <w:t xml:space="preserve">O(1)</w:t>
+      </w:r>
+      <w:r>
+        <w:rPr>
+          <w:b/>
+          <w:bCs/>
+        </w:rPr>
+        <w:t xml:space="preserve"> </w:t>
+      </w:r>
+      <w:r>
+        <w:rPr>
+          <w:b/>
+          <w:bCs/>
+        </w:rPr>
+        <w:t xml:space="preserve">average</w:t>
+      </w:r>
+      <w:r>
+        <w:t xml:space="preserve">, O(n) worst.</w:t>
+      </w:r>
+    </w:p>
+    <w:p>
+      <w:pPr>
+        <w:pStyle w:val="Compact"/>
+        <w:numPr>
+          <w:ilvl w:val="0"/>
+          <w:numId w:val="1019"/>
+        </w:numPr>
+      </w:pPr>
+      <w:r>
+        <w:rPr>
+          <w:b/>
+          <w:bCs/>
+        </w:rPr>
+        <w:t xml:space="preserve">Good hash</w:t>
+      </w:r>
+      <w:r>
+        <w:t xml:space="preserve"> </w:t>
+      </w:r>
+      <w:r>
+        <w:t xml:space="preserve">= deterministic, uniform, fast.</w:t>
+      </w:r>
+    </w:p>
+    <w:p>
+      <w:pPr>
+        <w:pStyle w:val="Compact"/>
+        <w:numPr>
+          <w:ilvl w:val="0"/>
+          <w:numId w:val="1019"/>
+        </w:numPr>
+      </w:pPr>
+      <w:r>
+        <w:rPr>
+          <w:b/>
+          <w:bCs/>
+        </w:rPr>
+        <w:t xml:space="preserve">Collisions:</w:t>
+      </w:r>
+      <w:r>
+        <w:t xml:space="preserve"> </w:t>
+      </w:r>
+      <w:r>
+        <w:rPr>
+          <w:b/>
+          <w:bCs/>
+        </w:rPr>
+        <w:t xml:space="preserve">chaining</w:t>
+      </w:r>
+      <w:r>
+        <w:t xml:space="preserve"> </w:t>
+      </w:r>
+      <w:r>
+        <w:t xml:space="preserve">(bucket = list; cache-poor, high-load-friendly) vs</w:t>
+      </w:r>
+      <w:r>
+        <w:t xml:space="preserve"> </w:t>
+      </w:r>
+      <w:r>
+        <w:rPr>
+          <w:b/>
+          <w:bCs/>
+        </w:rPr>
+        <w:t xml:space="preserve">open addressing</w:t>
+      </w:r>
+      <w:r>
+        <w:t xml:space="preserve"> </w:t>
+      </w:r>
+      <w:r>
+        <w:t xml:space="preserve">(in-array probing; cache-good, needs tombstones, keep</w:t>
+      </w:r>
+      <w:r>
+        <w:t xml:space="preserve"> </w:t>
+      </w:r>
+      <w:r>
+        <w:t xml:space="preserve">α&lt;0.7).</w:t>
+      </w:r>
+    </w:p>
+    <w:p>
+      <w:pPr>
+        <w:pStyle w:val="Compact"/>
+        <w:numPr>
+          <w:ilvl w:val="0"/>
+          <w:numId w:val="1019"/>
+        </w:numPr>
+      </w:pPr>
+      <w:r>
+        <w:rPr>
+          <w:b/>
+          <w:bCs/>
+        </w:rPr>
+        <w:t xml:space="preserve">Load factor</w:t>
+      </w:r>
+      <w:r>
+        <w:t xml:space="preserve"> </w:t>
+      </w:r>
+      <w:r>
+        <w:t xml:space="preserve">α = items/buckets; high α →</w:t>
+      </w:r>
+      <w:r>
+        <w:t xml:space="preserve"> </w:t>
+      </w:r>
+      <w:r>
+        <w:rPr>
+          <w:b/>
+          <w:bCs/>
+        </w:rPr>
+        <w:t xml:space="preserve">rehash</w:t>
+      </w:r>
+      <w:r>
+        <w:t xml:space="preserve"> </w:t>
+      </w:r>
+      <w:r>
+        <w:t xml:space="preserve">(2× + re-insert),</w:t>
+      </w:r>
+      <w:r>
+        <w:t xml:space="preserve"> </w:t>
+      </w:r>
+      <w:r>
+        <w:t xml:space="preserve">amortised O(1).</w:t>
+      </w:r>
+    </w:p>
+    <w:p>
+      <w:pPr>
+        <w:pStyle w:val="Compact"/>
+        <w:numPr>
+          <w:ilvl w:val="0"/>
+          <w:numId w:val="1019"/>
+        </w:numPr>
+      </w:pPr>
+      <w:r>
+        <w:rPr>
+          <w:b/>
+          <w:bCs/>
+        </w:rPr>
+        <w:t xml:space="preserve">Applications:</w:t>
+      </w:r>
+      <w:r>
+        <w:t xml:space="preserve"> </w:t>
+      </w:r>
+      <w:r>
+        <w:t xml:space="preserve">the universal</w:t>
+      </w:r>
+      <w:r>
+        <w:t xml:space="preserve"> </w:t>
+      </w:r>
+      <w:r>
+        <w:t xml:space="preserve">“O(n²) → O(n)”</w:t>
+      </w:r>
+      <w:r>
+        <w:t xml:space="preserve"> </w:t>
+      </w:r>
+      <w:r>
+        <w:t xml:space="preserve">tool — Two Sum, anagrams,</w:t>
+      </w:r>
+      <w:r>
+        <w:t xml:space="preserve"> </w:t>
+      </w:r>
+      <w:r>
+        <w:t xml:space="preserve">subarray-sum-k (prefix+map), frequency, LRU.</w:t>
+      </w:r>
+    </w:p>
+    <w:p>
+      <w:pPr>
+        <w:pStyle w:val="Compact"/>
+        <w:numPr>
+          <w:ilvl w:val="0"/>
+          <w:numId w:val="1019"/>
+        </w:numPr>
+      </w:pPr>
+      <w:r>
+        <w:rPr>
+          <w:b/>
+          <w:bCs/>
+        </w:rPr>
+        <w:t xml:space="preserve">Bloom filter</w:t>
+      </w:r>
+      <w:r>
+        <w:t xml:space="preserve"> </w:t>
+      </w:r>
+      <w:r>
+        <w:t xml:space="preserve">= bit-array,</w:t>
+      </w:r>
+      <w:r>
+        <w:t xml:space="preserve"> </w:t>
+      </w:r>
+      <w:r>
+        <w:t xml:space="preserve">“definitely no / maybe yes”</w:t>
+      </w:r>
+      <w:r>
+        <w:t xml:space="preserve">, false positives only.</w:t>
+      </w:r>
+    </w:p>
+    <w:bookmarkEnd w:id="59"/>
+    <w:bookmarkStart w:id="60" w:name="module-7-flash-cards"/>
+    <w:p>
+      <w:pPr>
+        <w:pStyle w:val="Heading2"/>
+      </w:pPr>
+      <w:r>
+        <w:t xml:space="preserve">Module 7 — Flash Cards</w:t>
+      </w:r>
+    </w:p>
+    <w:p>
+      <w:pPr>
+        <w:pStyle w:val="Compact"/>
+        <w:numPr>
+          <w:ilvl w:val="0"/>
+          <w:numId w:val="1020"/>
+        </w:numPr>
+      </w:pPr>
+      <w:r>
+        <w:t xml:space="preserve">Q: Hash table average op cost &amp; worst?</w:t>
+      </w:r>
+      <w:r>
+        <w:t xml:space="preserve"> </w:t>
+      </w:r>
+      <w:r>
+        <w:rPr>
+          <w:b/>
+          <w:bCs/>
+        </w:rPr>
+        <w:t xml:space="preserve">A: O(1) / O(n).</w:t>
+      </w:r>
+    </w:p>
+    <w:p>
+      <w:pPr>
+        <w:pStyle w:val="Compact"/>
+        <w:numPr>
+          <w:ilvl w:val="0"/>
+          <w:numId w:val="1020"/>
+        </w:numPr>
+      </w:pPr>
+      <w:r>
+        <w:t xml:space="preserve">Q: Two collision strategies?</w:t>
+      </w:r>
+      <w:r>
+        <w:t xml:space="preserve"> </w:t>
+      </w:r>
+      <w:r>
+        <w:rPr>
+          <w:b/>
+          <w:bCs/>
+        </w:rPr>
+        <w:t xml:space="preserve">A: chaining, open addressing.</w:t>
+      </w:r>
+    </w:p>
+    <w:p>
+      <w:pPr>
+        <w:pStyle w:val="Compact"/>
+        <w:numPr>
+          <w:ilvl w:val="0"/>
+          <w:numId w:val="1020"/>
+        </w:numPr>
+      </w:pPr>
+      <w:r>
+        <w:t xml:space="preserve">Q: Why tombstones?</w:t>
+      </w:r>
+      <w:r>
+        <w:t xml:space="preserve"> </w:t>
+      </w:r>
+      <w:r>
+        <w:rPr>
+          <w:b/>
+          <w:bCs/>
+        </w:rPr>
+        <w:t xml:space="preserve">A: keep probe chains intact after deletes.</w:t>
+      </w:r>
+    </w:p>
+    <w:p>
+      <w:pPr>
+        <w:pStyle w:val="Compact"/>
+        <w:numPr>
+          <w:ilvl w:val="0"/>
+          <w:numId w:val="1020"/>
+        </w:numPr>
+      </w:pPr>
+      <w:r>
+        <w:t xml:space="preserve">Q: Load factor &amp; action when high?</w:t>
+      </w:r>
+      <w:r>
+        <w:t xml:space="preserve"> </w:t>
+      </w:r>
+      <w:r>
+        <w:rPr>
+          <w:b/>
+          <w:bCs/>
+        </w:rPr>
+        <w:t xml:space="preserve">A: items/buckets; rehash (grow + re-insert).</w:t>
+      </w:r>
+    </w:p>
+    <w:p>
+      <w:pPr>
+        <w:pStyle w:val="Compact"/>
+        <w:numPr>
+          <w:ilvl w:val="0"/>
+          <w:numId w:val="1020"/>
+        </w:numPr>
+      </w:pPr>
+      <w:r>
+        <w:t xml:space="preserve">Q: Two Sum optimal?</w:t>
+      </w:r>
+      <w:r>
+        <w:t xml:space="preserve"> </w:t>
+      </w:r>
+      <w:r>
+        <w:rPr>
+          <w:b/>
+          <w:bCs/>
+        </w:rPr>
+        <w:t xml:space="preserve">A: hashmap of seen, O(n).</w:t>
+      </w:r>
+    </w:p>
+    <w:p>
+      <w:pPr>
+        <w:pStyle w:val="Compact"/>
+        <w:numPr>
+          <w:ilvl w:val="0"/>
+          <w:numId w:val="1020"/>
+        </w:numPr>
+      </w:pPr>
+      <w:r>
+        <w:t xml:space="preserve">Q: Subarray sum = k?</w:t>
+      </w:r>
+      <w:r>
+        <w:t xml:space="preserve"> </w:t>
+      </w:r>
+      <w:r>
+        <w:rPr>
+          <w:b/>
+          <w:bCs/>
+        </w:rPr>
+        <w:t xml:space="preserve">A: prefix sum + hashmap.</w:t>
+      </w:r>
+    </w:p>
+    <w:p>
+      <w:pPr>
+        <w:pStyle w:val="Compact"/>
+        <w:numPr>
+          <w:ilvl w:val="0"/>
+          <w:numId w:val="1020"/>
+        </w:numPr>
+      </w:pPr>
+      <w:r>
+        <w:t xml:space="preserve">Q: Bloom filter error?</w:t>
+      </w:r>
+      <w:r>
+        <w:t xml:space="preserve"> </w:t>
+      </w:r>
+      <w:r>
+        <w:rPr>
+          <w:b/>
+          <w:bCs/>
+        </w:rPr>
+        <w:t xml:space="preserve">A: false positives only, never false negatives.</w:t>
+      </w:r>
+    </w:p>
+    <w:p>
+      <w:pPr>
+        <w:pStyle w:val="Compact"/>
+        <w:numPr>
+          <w:ilvl w:val="0"/>
+          <w:numId w:val="1020"/>
+        </w:numPr>
+      </w:pPr>
+      <w:r>
+        <w:t xml:space="preserve">Q: Ordered vs unordered map find?</w:t>
+      </w:r>
+      <w:r>
+        <w:t xml:space="preserve"> </w:t>
+      </w:r>
+      <w:r>
+        <w:rPr>
+          <w:b/>
+          <w:bCs/>
+        </w:rPr>
+        <w:t xml:space="preserve">A: O(log n) vs O(1) average.</w:t>
+      </w:r>
+    </w:p>
+    <w:p>
+      <w:pPr>
+        <w:pStyle w:val="Compact"/>
+        <w:numPr>
+          <w:ilvl w:val="0"/>
+          <w:numId w:val="1020"/>
+        </w:numPr>
+      </w:pPr>
+      <w:r>
+        <w:t xml:space="preserve">Q: Need range queries / sorted keys?</w:t>
+      </w:r>
+      <w:r>
+        <w:t xml:space="preserve"> </w:t>
+      </w:r>
+      <w:r>
+        <w:rPr>
+          <w:b/>
+          <w:bCs/>
+        </w:rPr>
+        <w:t xml:space="preserve">A: tree/ordered map, not a hashmap.</w:t>
+      </w:r>
+    </w:p>
+    <w:p>
+      <w:pPr>
+        <w:pStyle w:val="Compact"/>
+        <w:numPr>
+          <w:ilvl w:val="0"/>
+          <w:numId w:val="1020"/>
+        </w:numPr>
+      </w:pPr>
+      <w:r>
+        <w:t xml:space="preserve">Q: Perfect vs universal hashing?</w:t>
+      </w:r>
+      <w:r>
+        <w:t xml:space="preserve"> </w:t>
+      </w:r>
+      <w:r>
+        <w:rPr>
+          <w:b/>
+          <w:bCs/>
+        </w:rPr>
+        <w:t xml:space="preserve">A: perfect = no collisions (static set); universal = random function, good on average.</w:t>
+      </w:r>
+    </w:p>
+    <w:p>
+      <w:pPr>
+        <w:pStyle w:val="Compact"/>
+        <w:numPr>
+          <w:ilvl w:val="0"/>
+          <w:numId w:val="1020"/>
+        </w:numPr>
+      </w:pPr>
+      <w:r>
+        <w:t xml:space="preserve">Q: Why not plain hash % N across servers?</w:t>
+      </w:r>
+      <w:r>
+        <w:t xml:space="preserve"> </w:t>
+      </w:r>
+      <w:r>
+        <w:rPr>
+          <w:b/>
+          <w:bCs/>
+        </w:rPr>
+        <w:t xml:space="preserve">A: N changes remap nearly all keys; use consistent hashing.</w:t>
+      </w:r>
+    </w:p>
+    <w:p>
+      <w:pPr>
+        <w:pStyle w:val="Compact"/>
+        <w:numPr>
+          <w:ilvl w:val="0"/>
+          <w:numId w:val="1020"/>
+        </w:numPr>
+      </w:pPr>
+      <w:r>
+        <w:t xml:space="preserve">Q: Consistent hashing keys moved on add?</w:t>
+      </w:r>
+      <w:r>
+        <w:t xml:space="preserve"> </w:t>
+      </w:r>
+      <w:r>
+        <w:rPr>
+          <w:b/>
+          <w:bCs/>
+        </w:rPr>
+        <w:t xml:space="preserve">A: ~1/N.</w:t>
+      </w:r>
+    </w:p>
+    <w:bookmarkEnd w:id="60"/>
+    <w:bookmarkStart w:id="61" w:name="module-7-pattern-recognition"/>
+    <w:p>
+      <w:pPr>
+        <w:pStyle w:val="Heading2"/>
+      </w:pPr>
+      <w:r>
+        <w:t xml:space="preserve">Module 7 — Pattern Recognition</w:t>
+      </w:r>
+    </w:p>
+    <w:p>
+      <w:pPr>
+        <w:pStyle w:val="Compact"/>
+        <w:numPr>
+          <w:ilvl w:val="0"/>
+          <w:numId w:val="1021"/>
+        </w:numPr>
+      </w:pPr>
+      <w:r>
+        <w:t xml:space="preserve">“Find a pair / complement / duplicate / count”</w:t>
+      </w:r>
+      <w:r>
+        <w:t xml:space="preserve"> </w:t>
+      </w:r>
+      <w:r>
+        <w:t xml:space="preserve">→</w:t>
+      </w:r>
+      <w:r>
+        <w:t xml:space="preserve"> </w:t>
+      </w:r>
+      <w:r>
+        <w:rPr>
+          <w:b/>
+          <w:bCs/>
+        </w:rPr>
+        <w:t xml:space="preserve">hashmap / hashset</w:t>
+      </w:r>
+      <w:r>
+        <w:t xml:space="preserve">.</w:t>
+      </w:r>
+    </w:p>
+    <w:p>
+      <w:pPr>
+        <w:pStyle w:val="Compact"/>
+        <w:numPr>
+          <w:ilvl w:val="0"/>
+          <w:numId w:val="1021"/>
+        </w:numPr>
+      </w:pPr>
+      <w:r>
+        <w:t xml:space="preserve">“Subarray/substring sum or count = k”</w:t>
+      </w:r>
+      <w:r>
+        <w:t xml:space="preserve"> </w:t>
+      </w:r>
+      <w:r>
+        <w:t xml:space="preserve">→</w:t>
+      </w:r>
+      <w:r>
+        <w:t xml:space="preserve"> </w:t>
+      </w:r>
+      <w:r>
+        <w:rPr>
+          <w:b/>
+          <w:bCs/>
+        </w:rPr>
+        <w:t xml:space="preserve">prefix sum + hashmap</w:t>
+      </w:r>
+      <w:r>
+        <w:t xml:space="preserve">.</w:t>
+      </w:r>
+    </w:p>
+    <w:p>
+      <w:pPr>
+        <w:pStyle w:val="Compact"/>
+        <w:numPr>
+          <w:ilvl w:val="0"/>
+          <w:numId w:val="1021"/>
+        </w:numPr>
+      </w:pPr>
+      <w:r>
+        <w:t xml:space="preserve">“Group things by a signature”</w:t>
+      </w:r>
+      <w:r>
+        <w:t xml:space="preserve"> </w:t>
+      </w:r>
+      <w:r>
+        <w:t xml:space="preserve">→</w:t>
+      </w:r>
+      <w:r>
+        <w:t xml:space="preserve"> </w:t>
+      </w:r>
+      <w:r>
+        <w:rPr>
+          <w:b/>
+          <w:bCs/>
+        </w:rPr>
+        <w:t xml:space="preserve">hashmap keyed by the signature</w:t>
+      </w:r>
+      <w:r>
+        <w:t xml:space="preserve">.</w:t>
+      </w:r>
+    </w:p>
+    <w:p>
+      <w:pPr>
+        <w:pStyle w:val="Compact"/>
+        <w:numPr>
+          <w:ilvl w:val="0"/>
+          <w:numId w:val="1021"/>
+        </w:numPr>
+      </w:pPr>
+      <w:r>
+        <w:t xml:space="preserve">“Need O(1) get/put with recency”</w:t>
+      </w:r>
+      <w:r>
+        <w:t xml:space="preserve"> </w:t>
+      </w:r>
+      <w:r>
+        <w:t xml:space="preserve">→</w:t>
+      </w:r>
+      <w:r>
+        <w:t xml:space="preserve"> </w:t>
+      </w:r>
+      <w:r>
+        <w:rPr>
+          <w:b/>
+          <w:bCs/>
+        </w:rPr>
+        <w:t xml:space="preserve">hashmap + linked list (LRU)</w:t>
+      </w:r>
+      <w:r>
+        <w:t xml:space="preserve">.</w:t>
+      </w:r>
+    </w:p>
+    <w:p>
+      <w:pPr>
+        <w:pStyle w:val="Compact"/>
+        <w:numPr>
+          <w:ilvl w:val="0"/>
+          <w:numId w:val="1021"/>
+        </w:numPr>
+      </w:pPr>
+      <w:r>
+        <w:t xml:space="preserve">“Huge set, only need</w:t>
+      </w:r>
+      <w:r>
+        <w:t xml:space="preserve"> </w:t>
+      </w:r>
+      <w:r>
+        <w:t xml:space="preserve">‘probably present’</w:t>
+      </w:r>
+      <w:r>
+        <w:t xml:space="preserve">”</w:t>
+      </w:r>
+      <w:r>
+        <w:t xml:space="preserve"> </w:t>
+      </w:r>
+      <w:r>
+        <w:t xml:space="preserve">→</w:t>
+      </w:r>
+      <w:r>
+        <w:t xml:space="preserve"> </w:t>
+      </w:r>
+      <w:r>
+        <w:rPr>
+          <w:b/>
+          <w:bCs/>
+        </w:rPr>
+        <w:t xml:space="preserve">Bloom filter</w:t>
+      </w:r>
+      <w:r>
+        <w:t xml:space="preserve">.</w:t>
+      </w:r>
+    </w:p>
+    <w:p>
+      <w:pPr>
+        <w:pStyle w:val="Compact"/>
+        <w:numPr>
+          <w:ilvl w:val="0"/>
+          <w:numId w:val="1021"/>
+        </w:numPr>
+      </w:pPr>
+      <w:r>
+        <w:t xml:space="preserve">“Need sorted keys / range / next-greater key”</w:t>
+      </w:r>
+      <w:r>
+        <w:t xml:space="preserve"> </w:t>
+      </w:r>
+      <w:r>
+        <w:t xml:space="preserve">→</w:t>
+      </w:r>
+      <w:r>
+        <w:t xml:space="preserve"> </w:t>
+      </w:r>
+      <w:r>
+        <w:rPr>
+          <w:b/>
+          <w:bCs/>
+        </w:rPr>
+        <w:t xml:space="preserve">ordered (tree) map, not hash</w:t>
+      </w:r>
+      <w:r>
+        <w:t xml:space="preserve">.</w:t>
+      </w:r>
+    </w:p>
+    <w:p>
+      <w:pPr>
+        <w:pStyle w:val="Compact"/>
+        <w:numPr>
+          <w:ilvl w:val="0"/>
+          <w:numId w:val="1021"/>
+        </w:numPr>
+      </w:pPr>
+      <w:r>
+        <w:t xml:space="preserve">“Distribute keys over servers that join/leave”</w:t>
+      </w:r>
+      <w:r>
+        <w:t xml:space="preserve"> </w:t>
+      </w:r>
+      <w:r>
+        <w:t xml:space="preserve">→</w:t>
+      </w:r>
+      <w:r>
+        <w:t xml:space="preserve"> </w:t>
+      </w:r>
+      <w:r>
+        <w:rPr>
+          <w:b/>
+          <w:bCs/>
+        </w:rPr>
+        <w:t xml:space="preserve">consistent hashing (ring)</w:t>
+      </w:r>
+      <w:r>
+        <w:t xml:space="preserve">.</w:t>
+      </w:r>
+    </w:p>
+    <w:p>
+      <w:pPr>
+        <w:pStyle w:val="Compact"/>
+        <w:numPr>
+          <w:ilvl w:val="0"/>
+          <w:numId w:val="1021"/>
+        </w:numPr>
+      </w:pPr>
+      <w:r>
+        <w:t xml:space="preserve">“Prefix / autocomplete on strings”</w:t>
+      </w:r>
+      <w:r>
+        <w:t xml:space="preserve"> </w:t>
+      </w:r>
+      <w:r>
+        <w:t xml:space="preserve">→</w:t>
+      </w:r>
+      <w:r>
+        <w:t xml:space="preserve"> </w:t>
+      </w:r>
+      <w:r>
+        <w:rPr>
+          <w:b/>
+          <w:bCs/>
+        </w:rPr>
+        <w:t xml:space="preserve">Trie, not a hashmap of strings</w:t>
+      </w:r>
+      <w:r>
+        <w:t xml:space="preserve">.</w:t>
+      </w:r>
+    </w:p>
+    <w:bookmarkEnd w:id="61"/>
+    <w:bookmarkStart w:id="62" w:name="X579e819d3bc875ee09b9f011d836e47d897d213"/>
+    <w:p>
+      <w:pPr>
+        <w:pStyle w:val="Heading2"/>
+      </w:pPr>
+      <w:r>
+        <w:t xml:space="preserve">Module 7 — Interview Questions (with follow-ups)</w:t>
+      </w:r>
+    </w:p>
+    <w:p>
+      <w:pPr>
+        <w:pStyle w:val="Compact"/>
+        <w:numPr>
+          <w:ilvl w:val="0"/>
+          <w:numId w:val="1022"/>
+        </w:numPr>
       </w:pPr>
       <w:r>
         <w:rPr>
           <w:i/>
           <w:iCs/>
         </w:rPr>
-        <w:t xml:space="preserve">End of Module 7. Next: Module 8 — Trees (binary trees, BST, traversals, AVL /</w:t>
+        <w:t xml:space="preserve">Two Sum.</w:t>
+      </w:r>
+      <w:r>
+        <w:t xml:space="preserve"> </w:t>
+      </w:r>
+      <w:r>
+        <w:t xml:space="preserve">FU:</w:t>
+      </w:r>
+      <w:r>
+        <w:t xml:space="preserve"> </w:t>
       </w:r>
       <w:r>
         <w:rPr>
           <w:i/>
           <w:iCs/>
         </w:rPr>
-        <w:t xml:space="preserve"> </w:t>
-      </w:r>
+        <w:t xml:space="preserve">what if the array is sorted?</w:t>
+      </w:r>
+      <w:r>
+        <w:t xml:space="preserve"> </w:t>
+      </w:r>
+      <w:r>
+        <w:t xml:space="preserve">→ two pointers (Module 2).</w:t>
+      </w:r>
+    </w:p>
+    <w:p>
+      <w:pPr>
+        <w:pStyle w:val="Compact"/>
+        <w:numPr>
+          <w:ilvl w:val="0"/>
+          <w:numId w:val="1022"/>
+        </w:numPr>
+      </w:pPr>
       <w:r>
         <w:rPr>
           <w:i/>
           <w:iCs/>
         </w:rPr>
-        <w:t xml:space="preserve">Red-Black, segment trees, Fenwick, Trie, B/B+ trees) — split across M08a &amp; M08b,</w:t>
+        <w:t xml:space="preserve">Design a hashmap from scratch.</w:t>
+      </w:r>
+      <w:r>
+        <w:t xml:space="preserve"> </w:t>
+      </w:r>
+      <w:r>
+        <w:t xml:space="preserve">FU:</w:t>
+      </w:r>
+      <w:r>
+        <w:t xml:space="preserve"> </w:t>
       </w:r>
       <w:r>
         <w:rPr>
           <w:i/>
           <w:iCs/>
         </w:rPr>
-        <w:t xml:space="preserve"> </w:t>
-      </w:r>
+        <w:t xml:space="preserve">collisions? resizing? load factor?</w:t>
+      </w:r>
+    </w:p>
+    <w:p>
+      <w:pPr>
+        <w:pStyle w:val="Compact"/>
+        <w:numPr>
+          <w:ilvl w:val="0"/>
+          <w:numId w:val="1022"/>
+        </w:numPr>
+      </w:pPr>
       <w:r>
         <w:rPr>
           <w:i/>
           <w:iCs/>
         </w:rPr>
+        <w:t xml:space="preserve">Subarray sum equals K.</w:t>
+      </w:r>
+      <w:r>
+        <w:t xml:space="preserve"> </w:t>
+      </w:r>
+      <w:r>
+        <w:t xml:space="preserve">FU:</w:t>
+      </w:r>
+      <w:r>
+        <w:t xml:space="preserve"> </w:t>
+      </w:r>
+      <w:r>
+        <w:rPr>
+          <w:i/>
+          <w:iCs/>
+        </w:rPr>
+        <w:t xml:space="preserve">why does prefix-sum + map work?</w:t>
+      </w:r>
+    </w:p>
+    <w:p>
+      <w:pPr>
+        <w:pStyle w:val="Compact"/>
+        <w:numPr>
+          <w:ilvl w:val="0"/>
+          <w:numId w:val="1022"/>
+        </w:numPr>
+      </w:pPr>
+      <w:r>
+        <w:rPr>
+          <w:i/>
+          <w:iCs/>
+        </w:rPr>
+        <w:t xml:space="preserve">When does a hashmap degrade to O(n)?</w:t>
+      </w:r>
+      <w:r>
+        <w:t xml:space="preserve"> </w:t>
+      </w:r>
+      <w:r>
+        <w:t xml:space="preserve">FU:</w:t>
+      </w:r>
+      <w:r>
+        <w:t xml:space="preserve"> </w:t>
+      </w:r>
+      <w:r>
+        <w:rPr>
+          <w:i/>
+          <w:iCs/>
+        </w:rPr>
+        <w:t xml:space="preserve">how to defend (good hash, tree</w:t>
+      </w:r>
+      <w:r>
+        <w:rPr>
+          <w:i/>
+          <w:iCs/>
+        </w:rPr>
+        <w:t xml:space="preserve"> </w:t>
+      </w:r>
+      <w:r>
+        <w:rPr>
+          <w:i/>
+          <w:iCs/>
+        </w:rPr>
+        <w:t xml:space="preserve">buckets)?</w:t>
+      </w:r>
+    </w:p>
+    <w:p>
+      <w:pPr>
+        <w:pStyle w:val="Compact"/>
+        <w:numPr>
+          <w:ilvl w:val="0"/>
+          <w:numId w:val="1022"/>
+        </w:numPr>
+      </w:pPr>
+      <w:r>
+        <w:rPr>
+          <w:i/>
+          <w:iCs/>
+        </w:rPr>
+        <w:t xml:space="preserve">Design a spell-checker / URL dedup at scale.</w:t>
+      </w:r>
+      <w:r>
+        <w:t xml:space="preserve"> </w:t>
+      </w:r>
+      <w:r>
+        <w:t xml:space="preserve">FU:</w:t>
+      </w:r>
+      <w:r>
+        <w:t xml:space="preserve"> </w:t>
+      </w:r>
+      <w:r>
+        <w:rPr>
+          <w:i/>
+          <w:iCs/>
+        </w:rPr>
+        <w:t xml:space="preserve">Bloom filter trade-offs.</w:t>
+      </w:r>
+    </w:p>
+    <w:bookmarkEnd w:id="62"/>
+    <w:bookmarkStart w:id="63" w:name="module-7-gate-sebi-rbi-isro-perspective"/>
+    <w:p>
+      <w:pPr>
+        <w:pStyle w:val="Heading2"/>
+      </w:pPr>
+      <w:r>
+        <w:t xml:space="preserve">Module 7 — GATE / SEBI / RBI / ISRO Perspective</w:t>
+      </w:r>
+    </w:p>
+    <w:p>
+      <w:pPr>
+        <w:pStyle w:val="Compact"/>
+        <w:numPr>
+          <w:ilvl w:val="0"/>
+          <w:numId w:val="1023"/>
+        </w:numPr>
+      </w:pPr>
+      <w:r>
+        <w:rPr>
+          <w:b/>
+          <w:bCs/>
+        </w:rPr>
+        <w:t xml:space="preserve">GATE favourites:</w:t>
+      </w:r>
+      <w:r>
+        <w:t xml:space="preserve"> </w:t>
+      </w:r>
+      <w:r>
+        <w:rPr>
+          <w:b/>
+          <w:bCs/>
+        </w:rPr>
+        <w:t xml:space="preserve">linear/quadratic/double hashing</w:t>
+      </w:r>
+      <w:r>
+        <w:t xml:space="preserve"> </w:t>
+      </w:r>
+      <w:r>
+        <w:t xml:space="preserve">probe sequences (trace</w:t>
+      </w:r>
+      <w:r>
+        <w:t xml:space="preserve"> </w:t>
+      </w:r>
+      <w:r>
+        <w:t xml:space="preserve">where keys land), load factor effects, chaining vs open addressing, and</w:t>
+      </w:r>
+      <w:r>
+        <w:t xml:space="preserve"> </w:t>
+      </w:r>
+      <w:r>
+        <w:t xml:space="preserve">“number of probes”</w:t>
+      </w:r>
+      <w:r>
+        <w:t xml:space="preserve"> </w:t>
+      </w:r>
+      <w:r>
+        <w:t xml:space="preserve">calculations. Very frequently tested.</w:t>
+      </w:r>
+    </w:p>
+    <w:p>
+      <w:pPr>
+        <w:pStyle w:val="Compact"/>
+        <w:numPr>
+          <w:ilvl w:val="0"/>
+          <w:numId w:val="1023"/>
+        </w:numPr>
+      </w:pPr>
+      <w:r>
+        <w:rPr>
+          <w:b/>
+          <w:bCs/>
+        </w:rPr>
+        <w:t xml:space="preserve">Also asked:</w:t>
+      </w:r>
+      <w:r>
+        <w:t xml:space="preserve"> </w:t>
+      </w:r>
+      <w:r>
+        <w:t xml:space="preserve">hash-table vs balanced-BST trade-offs (O(1) avg vs O(log n)</w:t>
+      </w:r>
+      <w:r>
+        <w:t xml:space="preserve"> </w:t>
+      </w:r>
+      <w:r>
+        <w:t xml:space="preserve">guaranteed), and the</w:t>
+      </w:r>
+      <w:r>
+        <w:t xml:space="preserve"> </w:t>
+      </w:r>
+      <w:r>
+        <w:t xml:space="preserve">“leave-one-slot”</w:t>
+      </w:r>
+      <w:r>
+        <w:t xml:space="preserve"> </w:t>
+      </w:r>
+      <w:r>
+        <w:t xml:space="preserve">style capacity/probing details.</w:t>
+      </w:r>
+    </w:p>
+    <w:p>
+      <w:pPr>
+        <w:pStyle w:val="Compact"/>
+        <w:numPr>
+          <w:ilvl w:val="0"/>
+          <w:numId w:val="1023"/>
+        </w:numPr>
+      </w:pPr>
+      <w:r>
+        <w:rPr>
+          <w:b/>
+          <w:bCs/>
+        </w:rPr>
+        <w:t xml:space="preserve">SEBI/RBI IT:</w:t>
+      </w:r>
+      <w:r>
+        <w:t xml:space="preserve"> </w:t>
+      </w:r>
+      <w:r>
+        <w:t xml:space="preserve">conceptual MCQs on hashing, collisions, and applications.</w:t>
+      </w:r>
+    </w:p>
+    <w:p>
+      <w:pPr>
+        <w:pStyle w:val="Compact"/>
+        <w:numPr>
+          <w:ilvl w:val="0"/>
+          <w:numId w:val="1023"/>
+        </w:numPr>
+      </w:pPr>
+      <w:r>
+        <w:rPr>
+          <w:b/>
+          <w:bCs/>
+        </w:rPr>
+        <w:t xml:space="preserve">SEBI/RBI (system design angle):</w:t>
+      </w:r>
+      <w:r>
+        <w:t xml:space="preserve"> </w:t>
+      </w:r>
+      <w:r>
+        <w:t xml:space="preserve">rounds may touch</w:t>
+      </w:r>
+      <w:r>
+        <w:t xml:space="preserve"> </w:t>
+      </w:r>
+      <w:r>
+        <w:rPr>
+          <w:b/>
+          <w:bCs/>
+        </w:rPr>
+        <w:t xml:space="preserve">consistent hashing</w:t>
+      </w:r>
+      <w:r>
+        <w:t xml:space="preserve"> </w:t>
+      </w:r>
+      <w:r>
+        <w:t xml:space="preserve">and</w:t>
+      </w:r>
+      <w:r>
+        <w:t xml:space="preserve"> </w:t>
+      </w:r>
+      <w:r>
+        <w:rPr>
+          <w:b/>
+          <w:bCs/>
+        </w:rPr>
+        <w:t xml:space="preserve">Bloom filters</w:t>
+      </w:r>
+      <w:r>
+        <w:t xml:space="preserve">.</w:t>
+      </w:r>
+    </w:p>
+    <w:p>
+      <w:r>
+        <w:pict>
+          <v:rect style="width:0;height:1.5pt" o:hralign="center" o:hrstd="t" o:hr="t"/>
+        </w:pict>
+      </w:r>
+    </w:p>
+    <w:p>
+      <w:pPr>
+        <w:pStyle w:val="FirstParagraph"/>
+      </w:pPr>
+      <w:r>
+        <w:rPr>
+          <w:i/>
+          <w:iCs/>
+        </w:rPr>
+        <w:t xml:space="preserve">End of Module 7. Next: Module 8 — Trees (binary trees, BST, traversals, AVL /</w:t>
+      </w:r>
+      <w:r>
+        <w:rPr>
+          <w:i/>
+          <w:iCs/>
+        </w:rPr>
+        <w:t xml:space="preserve"> </w:t>
+      </w:r>
+      <w:r>
+        <w:rPr>
+          <w:i/>
+          <w:iCs/>
+        </w:rPr>
+        <w:t xml:space="preserve">Red-Black, segment trees, Fenwick, Trie, B/B+ trees) — split across M08a &amp; M08b,</w:t>
+      </w:r>
+      <w:r>
+        <w:rPr>
+          <w:i/>
+          <w:iCs/>
+        </w:rPr>
+        <w:t xml:space="preserve"> </w:t>
+      </w:r>
+      <w:r>
+        <w:rPr>
+          <w:i/>
+          <w:iCs/>
+        </w:rPr>
         <w:t xml:space="preserve">with visuals.</w:t>
       </w:r>
     </w:p>
-    <w:bookmarkEnd w:id="49"/>
-    <w:bookmarkEnd w:id="50"/>
+    <w:bookmarkEnd w:id="63"/>
+    <w:bookmarkEnd w:id="64"/>
     <w:sectPr>
       <w:footnotePr>
         <w:numRestart w:val="eachSect"/>
@@ -4106,34 +6659,7 @@
     <w:abstractNumId w:val="991"/>
   </w:num>
   <w:num w:numId="1005">
-    <w:abstractNumId w:val="99411"/>
-    <w:lvlOverride w:ilvl="0">
-      <w:startOverride w:val="1"/>
-    </w:lvlOverride>
-    <w:lvlOverride w:ilvl="1">
-      <w:startOverride w:val="1"/>
-    </w:lvlOverride>
-    <w:lvlOverride w:ilvl="2">
-      <w:startOverride w:val="1"/>
-    </w:lvlOverride>
-    <w:lvlOverride w:ilvl="3">
-      <w:startOverride w:val="1"/>
-    </w:lvlOverride>
-    <w:lvlOverride w:ilvl="4">
-      <w:startOverride w:val="1"/>
-    </w:lvlOverride>
-    <w:lvlOverride w:ilvl="5">
-      <w:startOverride w:val="1"/>
-    </w:lvlOverride>
-    <w:lvlOverride w:ilvl="6">
-      <w:startOverride w:val="1"/>
-    </w:lvlOverride>
-    <w:lvlOverride w:ilvl="7">
-      <w:startOverride w:val="1"/>
-    </w:lvlOverride>
-    <w:lvlOverride w:ilvl="8">
-      <w:startOverride w:val="1"/>
-    </w:lvlOverride>
+    <w:abstractNumId w:val="991"/>
   </w:num>
   <w:num w:numId="1006">
     <w:abstractNumId w:val="991"/>
@@ -4205,9 +6731,6 @@
     <w:abstractNumId w:val="991"/>
   </w:num>
   <w:num w:numId="1011">
-    <w:abstractNumId w:val="991"/>
-  </w:num>
-  <w:num w:numId="1012">
     <w:abstractNumId w:val="99411"/>
     <w:lvlOverride w:ilvl="0">
       <w:startOverride w:val="1"/>
@@ -4237,8 +6760,38 @@
       <w:startOverride w:val="1"/>
     </w:lvlOverride>
   </w:num>
+  <w:num w:numId="1012">
+    <w:abstractNumId w:val="991"/>
+  </w:num>
   <w:num w:numId="1013">
-    <w:abstractNumId w:val="991"/>
+    <w:abstractNumId w:val="99411"/>
+    <w:lvlOverride w:ilvl="0">
+      <w:startOverride w:val="1"/>
+    </w:lvlOverride>
+    <w:lvlOverride w:ilvl="1">
+      <w:startOverride w:val="1"/>
+    </w:lvlOverride>
+    <w:lvlOverride w:ilvl="2">
+      <w:startOverride w:val="1"/>
+    </w:lvlOverride>
+    <w:lvlOverride w:ilvl="3">
+      <w:startOverride w:val="1"/>
+    </w:lvlOverride>
+    <w:lvlOverride w:ilvl="4">
+      <w:startOverride w:val="1"/>
+    </w:lvlOverride>
+    <w:lvlOverride w:ilvl="5">
+      <w:startOverride w:val="1"/>
+    </w:lvlOverride>
+    <w:lvlOverride w:ilvl="6">
+      <w:startOverride w:val="1"/>
+    </w:lvlOverride>
+    <w:lvlOverride w:ilvl="7">
+      <w:startOverride w:val="1"/>
+    </w:lvlOverride>
+    <w:lvlOverride w:ilvl="8">
+      <w:startOverride w:val="1"/>
+    </w:lvlOverride>
   </w:num>
   <w:num w:numId="1014">
     <w:abstractNumId w:val="991"/>
@@ -4277,6 +6830,78 @@
     </w:lvlOverride>
   </w:num>
   <w:num w:numId="1017">
+    <w:abstractNumId w:val="991"/>
+  </w:num>
+  <w:num w:numId="1018">
+    <w:abstractNumId w:val="99411"/>
+    <w:lvlOverride w:ilvl="0">
+      <w:startOverride w:val="1"/>
+    </w:lvlOverride>
+    <w:lvlOverride w:ilvl="1">
+      <w:startOverride w:val="1"/>
+    </w:lvlOverride>
+    <w:lvlOverride w:ilvl="2">
+      <w:startOverride w:val="1"/>
+    </w:lvlOverride>
+    <w:lvlOverride w:ilvl="3">
+      <w:startOverride w:val="1"/>
+    </w:lvlOverride>
+    <w:lvlOverride w:ilvl="4">
+      <w:startOverride w:val="1"/>
+    </w:lvlOverride>
+    <w:lvlOverride w:ilvl="5">
+      <w:startOverride w:val="1"/>
+    </w:lvlOverride>
+    <w:lvlOverride w:ilvl="6">
+      <w:startOverride w:val="1"/>
+    </w:lvlOverride>
+    <w:lvlOverride w:ilvl="7">
+      <w:startOverride w:val="1"/>
+    </w:lvlOverride>
+    <w:lvlOverride w:ilvl="8">
+      <w:startOverride w:val="1"/>
+    </w:lvlOverride>
+  </w:num>
+  <w:num w:numId="1019">
+    <w:abstractNumId w:val="991"/>
+  </w:num>
+  <w:num w:numId="1020">
+    <w:abstractNumId w:val="991"/>
+  </w:num>
+  <w:num w:numId="1021">
+    <w:abstractNumId w:val="991"/>
+  </w:num>
+  <w:num w:numId="1022">
+    <w:abstractNumId w:val="99411"/>
+    <w:lvlOverride w:ilvl="0">
+      <w:startOverride w:val="1"/>
+    </w:lvlOverride>
+    <w:lvlOverride w:ilvl="1">
+      <w:startOverride w:val="1"/>
+    </w:lvlOverride>
+    <w:lvlOverride w:ilvl="2">
+      <w:startOverride w:val="1"/>
+    </w:lvlOverride>
+    <w:lvlOverride w:ilvl="3">
+      <w:startOverride w:val="1"/>
+    </w:lvlOverride>
+    <w:lvlOverride w:ilvl="4">
+      <w:startOverride w:val="1"/>
+    </w:lvlOverride>
+    <w:lvlOverride w:ilvl="5">
+      <w:startOverride w:val="1"/>
+    </w:lvlOverride>
+    <w:lvlOverride w:ilvl="6">
+      <w:startOverride w:val="1"/>
+    </w:lvlOverride>
+    <w:lvlOverride w:ilvl="7">
+      <w:startOverride w:val="1"/>
+    </w:lvlOverride>
+    <w:lvlOverride w:ilvl="8">
+      <w:startOverride w:val="1"/>
+    </w:lvlOverride>
+  </w:num>
+  <w:num w:numId="1023">
     <w:abstractNumId w:val="991"/>
   </w:num>
 </w:numbering>

--- a/SITP/DSA-Notes/M07_HashTables.docx
+++ b/SITP/DSA-Notes/M07_HashTables.docx
@@ -7443,24 +7443,34 @@
   <w:style w:default="1" w:styleId="Table" w:type="table">
     <w:name w:val="Table"/>
     <w:basedOn w:val="TableNormal"/>
-    <w:semiHidden/>
-    <w:unhideWhenUsed/>
     <w:qFormat/>
     <w:tblPr>
       <w:tblInd w:type="dxa" w:w="0"/>
+      <w:tblBorders>
+        <w:top w:color="808080" w:space="0" w:sz="4" w:val="single"/>
+        <w:left w:color="808080" w:space="0" w:sz="4" w:val="single"/>
+        <w:bottom w:color="808080" w:space="0" w:sz="4" w:val="single"/>
+        <w:right w:color="808080" w:space="0" w:sz="4" w:val="single"/>
+        <w:insideH w:color="BFBFBF" w:space="0" w:sz="4" w:val="single"/>
+        <w:insideV w:color="BFBFBF" w:space="0" w:sz="4" w:val="single"/>
+      </w:tblBorders>
       <w:tblCellMar>
-        <w:top w:type="dxa" w:w="0"/>
+        <w:top w:type="dxa" w:w="40"/>
         <w:left w:type="dxa" w:w="108"/>
-        <w:bottom w:type="dxa" w:w="0"/>
+        <w:bottom w:type="dxa" w:w="40"/>
         <w:right w:type="dxa" w:w="108"/>
       </w:tblCellMar>
     </w:tblPr>
     <w:tblStylePr w:type="firstRow">
+      <w:rPr>
+        <w:b/>
+      </w:rPr>
       <w:tcPr>
+        <w:shd w:color="auto" w:fill="DDEBF7" w:val="clear"/>
         <w:tcBorders>
-          <w:bottom w:val="single"/>
+          <w:bottom w:color="1F4E78" w:space="0" w:sz="8" w:val="single"/>
         </w:tcBorders>
-        <w:vAlign w:val="bottom"/>
+        <w:vAlign w:val="center"/>
       </w:tcPr>
     </w:tblStylePr>
   </w:style>
